--- a/docs/25_교사회의록.docx
+++ b/docs/25_교사회의록.docx
@@ -11,7 +11,7 @@
         <w:rPr>
           <w:b w:val="0"/>
         </w:rPr>
-        <w:t>(교회명) (부서명) 교사 및 리더 월례 회의록</w:t>
+        <w:t>(교회명) (부서명) 교사·리더 월례 회의록</w:t>
       </w:r>
     </w:p>
     <w:p>
@@ -22,7 +22,7 @@
         <w:rPr>
           <w:b w:val="0"/>
         </w:rPr>
-        <w:t>1. 개요 및 성원 보고</w:t>
+        <w:t>개요</w:t>
       </w:r>
     </w:p>
     <w:p>
@@ -31,15 +31,9 @@
       </w:pPr>
       <w:r>
         <w:rPr>
-          <w:b/>
-        </w:rPr>
-        <w:t>회의 일시:</w:t>
-      </w:r>
-      <w:r>
-        <w:rPr>
           <w:b w:val="0"/>
         </w:rPr>
-        <w:t xml:space="preserve"> 20__년 __월 __일 (요일) 오전/오후 __시 __분</w:t>
+        <w:t>주제 : ________년 ________월 교사·리더 월례회의</w:t>
       </w:r>
     </w:p>
     <w:p>
@@ -48,15 +42,9 @@
       </w:pPr>
       <w:r>
         <w:rPr>
-          <w:b/>
-        </w:rPr>
-        <w:t>회의 장소:</w:t>
-      </w:r>
-      <w:r>
-        <w:rPr>
           <w:b w:val="0"/>
         </w:rPr>
-        <w:t xml:space="preserve"> ________</w:t>
+        <w:t>주제 말씀 : ________</w:t>
       </w:r>
     </w:p>
     <w:p>
@@ -65,15 +53,9 @@
       </w:pPr>
       <w:r>
         <w:rPr>
-          <w:b/>
-        </w:rPr>
-        <w:t>참석 인원:</w:t>
-      </w:r>
-      <w:r>
-        <w:rPr>
           <w:b w:val="0"/>
         </w:rPr>
-        <w:t xml:space="preserve"> 총 __명 중 __명 참석 (기록: ________)</w:t>
+        <w:t>목적 : 부서 사역 점검 및 다음 달 준비</w:t>
       </w:r>
     </w:p>
     <w:p>
@@ -82,15 +64,75 @@
       </w:pPr>
       <w:r>
         <w:rPr>
-          <w:b/>
+          <w:b w:val="0"/>
         </w:rPr>
-        <w:t>참석자 명단:</w:t>
+        <w:t>장소 : ________</w:t>
       </w:r>
+    </w:p>
+    <w:p>
+      <w:pPr>
+        <w:pStyle w:val="ListBullet"/>
+      </w:pPr>
       <w:r>
         <w:rPr>
           <w:b w:val="0"/>
         </w:rPr>
-        <w:t xml:space="preserve"> ________</w:t>
+        <w:t>일시 : ________년 ________월 ________일 ________시</w:t>
+      </w:r>
+    </w:p>
+    <w:p>
+      <w:pPr>
+        <w:pStyle w:val="ListBullet"/>
+      </w:pPr>
+      <w:r>
+        <w:rPr>
+          <w:b w:val="0"/>
+        </w:rPr>
+        <w:t>담당 : 진행 ________ / 기록 ________</w:t>
+      </w:r>
+    </w:p>
+    <w:p>
+      <w:pPr>
+        <w:pStyle w:val="ListBullet"/>
+      </w:pPr>
+      <w:r>
+        <w:rPr>
+          <w:b w:val="0"/>
+        </w:rPr>
+        <w:t>대상 : (부서명) 교사·리더</w:t>
+      </w:r>
+    </w:p>
+    <w:p>
+      <w:pPr>
+        <w:pStyle w:val="ListBullet"/>
+      </w:pPr>
+      <w:r>
+        <w:rPr>
+          <w:b w:val="0"/>
+        </w:rPr>
+        <w:t>참석자 수 : 재적 ________명 / 참석 ________명 / 불참 ________명</w:t>
+      </w:r>
+    </w:p>
+    <w:p>
+      <w:pPr>
+        <w:pStyle w:val="ListBullet"/>
+      </w:pPr>
+      <w:r>
+        <w:rPr>
+          <w:b w:val="0"/>
+        </w:rPr>
+        <w:t>참석자 : ________</w:t>
+      </w:r>
+    </w:p>
+    <w:p>
+      <w:pPr>
+        <w:pStyle w:val="ListBullet"/>
+      </w:pPr>
+      <w:r>
+        <w:rPr>
+          <w:b w:val="0"/>
+        </w:rPr>
+        <w:t>불참자 및 사유 : ________</w:t>
       </w:r>
     </w:p>
     <w:p>
@@ -101,63 +143,7 @@
         <w:rPr>
           <w:b w:val="0"/>
         </w:rPr>
-        <w:t>2. 개회 예배 및 기도</w:t>
-      </w:r>
-    </w:p>
-    <w:p>
-      <w:pPr>
-        <w:pStyle w:val="ListBullet"/>
-      </w:pPr>
-      <w:r>
-        <w:rPr>
-          <w:b/>
-        </w:rPr>
-        <w:t>경건회 말씀:</w:t>
-      </w:r>
-      <w:r>
-        <w:rPr>
-          <w:b w:val="0"/>
-        </w:rPr>
-        <w:t xml:space="preserve"> (성경 본문 예시: 고전 15:58 또는 롬 12:11)</w:t>
-      </w:r>
-    </w:p>
-    <w:p>
-      <w:pPr>
-        <w:pStyle w:val="ListBullet"/>
-      </w:pPr>
-      <w:r>
-        <w:rPr>
-          <w:b/>
-        </w:rPr>
-        <w:t>개회 기도자:</w:t>
-      </w:r>
-      <w:r>
-        <w:rPr>
-          <w:b w:val="0"/>
-        </w:rPr>
-        <w:t xml:space="preserve"> ________</w:t>
-      </w:r>
-    </w:p>
-    <w:p>
-      <w:pPr>
-        <w:pStyle w:val="Heading2"/>
-      </w:pPr>
-      <w:r>
-        <w:rPr>
-          <w:b w:val="0"/>
-        </w:rPr>
-        <w:t>3. 지난 회의 결과 보고 및 추인</w:t>
-      </w:r>
-    </w:p>
-    <w:p>
-      <w:pPr>
-        <w:pStyle w:val="ListBullet"/>
-      </w:pPr>
-      <w:r>
-        <w:rPr>
-          <w:b/>
-        </w:rPr>
-        <w:t>전월 결정 사항 이행 확인:</w:t>
+        <w:t>기도</w:t>
       </w:r>
     </w:p>
     <w:tbl>
@@ -181,7 +167,7 @@
               <w:rPr>
                 <w:b/>
               </w:rPr>
-              <w:t>결정 사항</w:t>
+              <w:t>구분</w:t>
             </w:r>
           </w:p>
         </w:tc>
@@ -194,7 +180,7 @@
               <w:rPr>
                 <w:b/>
               </w:rPr>
-              <w:t>이행 여부</w:t>
+              <w:t>담당</w:t>
             </w:r>
           </w:p>
         </w:tc>
@@ -207,7 +193,7 @@
               <w:rPr>
                 <w:b/>
               </w:rPr>
-              <w:t>미비사항 및 사유</w:t>
+              <w:t>함께 나눌 기도 제목</w:t>
             </w:r>
           </w:p>
         </w:tc>
@@ -222,7 +208,7 @@
               <w:rPr>
                 <w:b w:val="0"/>
               </w:rPr>
-              <w:t>________</w:t>
+              <w:t>시작 기도</w:t>
             </w:r>
           </w:p>
         </w:tc>
@@ -235,7 +221,7 @@
               <w:rPr>
                 <w:b w:val="0"/>
               </w:rPr>
-              <w:t>완료 / 미완료</w:t>
+              <w:t>________</w:t>
             </w:r>
           </w:p>
         </w:tc>
@@ -263,20 +249,7 @@
               <w:rPr>
                 <w:b w:val="0"/>
               </w:rPr>
-              <w:t>________</w:t>
-            </w:r>
-          </w:p>
-        </w:tc>
-        <w:tc>
-          <w:tcPr>
-            <w:tcW w:type="dxa" w:w="2880"/>
-          </w:tcPr>
-          <w:p>
-            <w:r>
-              <w:rPr>
-                <w:b w:val="0"/>
-              </w:rPr>
-              <w:t>완료 / 미완료</w:t>
+              <w:t>마침 기도</w:t>
             </w:r>
           </w:p>
         </w:tc>
@@ -290,34 +263,6 @@
                 <w:b w:val="0"/>
               </w:rPr>
               <w:t>________</w:t>
-            </w:r>
-          </w:p>
-        </w:tc>
-      </w:tr>
-      <w:tr>
-        <w:tc>
-          <w:tcPr>
-            <w:tcW w:type="dxa" w:w="2880"/>
-          </w:tcPr>
-          <w:p>
-            <w:r>
-              <w:rPr>
-                <w:b w:val="0"/>
-              </w:rPr>
-              <w:t>________</w:t>
-            </w:r>
-          </w:p>
-        </w:tc>
-        <w:tc>
-          <w:tcPr>
-            <w:tcW w:type="dxa" w:w="2880"/>
-          </w:tcPr>
-          <w:p>
-            <w:r>
-              <w:rPr>
-                <w:b w:val="0"/>
-              </w:rPr>
-              <w:t>완료 / 미완료</w:t>
             </w:r>
           </w:p>
         </w:tc>
@@ -345,98 +290,239 @@
         <w:rPr>
           <w:b w:val="0"/>
         </w:rPr>
-        <w:t>4. 부서 현황 보고</w:t>
+        <w:t>지난 결정 확인</w:t>
       </w:r>
     </w:p>
-    <w:p>
-      <w:pPr>
-        <w:pStyle w:val="ListBullet"/>
-      </w:pPr>
-      <w:r>
-        <w:rPr>
-          <w:b/>
-        </w:rPr>
-        <w:t>학생/청년 출석 현황:</w:t>
-      </w:r>
-      <w:r>
-        <w:rPr>
-          <w:b w:val="0"/>
-        </w:rPr>
-        <w:t xml:space="preserve"> 재적 __명 / 출석 __명 / 결석 __명</w:t>
-      </w:r>
-    </w:p>
-    <w:p>
-      <w:pPr>
-        <w:pStyle w:val="ListBullet"/>
-      </w:pPr>
-      <w:r>
-        <w:rPr>
-          <w:b/>
-        </w:rPr>
-        <w:t>새가족/방문자 현황:</w:t>
-      </w:r>
-      <w:r>
-        <w:rPr>
-          <w:b w:val="0"/>
-        </w:rPr>
-        <w:t xml:space="preserve"> ________</w:t>
-      </w:r>
-    </w:p>
-    <w:p>
-      <w:pPr>
-        <w:pStyle w:val="ListBullet"/>
-      </w:pPr>
-      <w:r>
-        <w:rPr>
-          <w:b/>
-        </w:rPr>
-        <w:t>회계 보고:</w:t>
-      </w:r>
-    </w:p>
-    <w:p>
-      <w:pPr>
-        <w:pStyle w:val="ListBullet"/>
-      </w:pPr>
-      <w:r>
-        <w:rPr>
-          <w:b w:val="0"/>
-        </w:rPr>
-        <w:t>전월 잔액: ________원</w:t>
-      </w:r>
-    </w:p>
-    <w:p>
-      <w:pPr>
-        <w:pStyle w:val="ListBullet"/>
-      </w:pPr>
-      <w:r>
-        <w:rPr>
-          <w:b w:val="0"/>
-        </w:rPr>
-        <w:t>당월 수입: ________원</w:t>
-      </w:r>
-    </w:p>
-    <w:p>
-      <w:pPr>
-        <w:pStyle w:val="ListBullet"/>
-      </w:pPr>
-      <w:r>
-        <w:rPr>
-          <w:b w:val="0"/>
-        </w:rPr>
-        <w:t>당월 지출: ________원</w:t>
-      </w:r>
-    </w:p>
-    <w:p>
-      <w:pPr>
-        <w:pStyle w:val="ListBullet"/>
-      </w:pPr>
-      <w:r>
-        <w:rPr>
-          <w:b w:val="0"/>
-        </w:rPr>
-        <w:t>현재 잔액: ________원 (증빙 서류 별첨)</w:t>
-      </w:r>
-    </w:p>
+    <w:tbl>
+      <w:tblPr>
+        <w:tblStyle w:val="TableGrid"/>
+        <w:tblW w:type="auto" w:w="0"/>
+        <w:tblLook w:firstColumn="1" w:firstRow="1" w:lastColumn="0" w:lastRow="0" w:noHBand="0" w:noVBand="1" w:val="04A0"/>
+      </w:tblPr>
+      <w:tblGrid>
+        <w:gridCol w:w="2160"/>
+        <w:gridCol w:w="2160"/>
+        <w:gridCol w:w="2160"/>
+        <w:gridCol w:w="2160"/>
+      </w:tblGrid>
+      <w:tr>
+        <w:tc>
+          <w:tcPr>
+            <w:tcW w:type="dxa" w:w="2160"/>
+          </w:tcPr>
+          <w:p>
+            <w:r>
+              <w:rPr>
+                <w:b/>
+              </w:rPr>
+              <w:t>지난 결정 사항</w:t>
+            </w:r>
+          </w:p>
+        </w:tc>
+        <w:tc>
+          <w:tcPr>
+            <w:tcW w:type="dxa" w:w="2160"/>
+          </w:tcPr>
+          <w:p>
+            <w:r>
+              <w:rPr>
+                <w:b/>
+              </w:rPr>
+              <w:t>담당</w:t>
+            </w:r>
+          </w:p>
+        </w:tc>
+        <w:tc>
+          <w:tcPr>
+            <w:tcW w:type="dxa" w:w="2160"/>
+          </w:tcPr>
+          <w:p>
+            <w:r>
+              <w:rPr>
+                <w:b/>
+              </w:rPr>
+              <w:t>진행 상황</w:t>
+            </w:r>
+          </w:p>
+        </w:tc>
+        <w:tc>
+          <w:tcPr>
+            <w:tcW w:type="dxa" w:w="2160"/>
+          </w:tcPr>
+          <w:p>
+            <w:r>
+              <w:rPr>
+                <w:b/>
+              </w:rPr>
+              <w:t>후속 조치</w:t>
+            </w:r>
+          </w:p>
+        </w:tc>
+      </w:tr>
+      <w:tr>
+        <w:tc>
+          <w:tcPr>
+            <w:tcW w:type="dxa" w:w="2160"/>
+          </w:tcPr>
+          <w:p>
+            <w:r>
+              <w:rPr>
+                <w:b w:val="0"/>
+              </w:rPr>
+              <w:t>________</w:t>
+            </w:r>
+          </w:p>
+        </w:tc>
+        <w:tc>
+          <w:tcPr>
+            <w:tcW w:type="dxa" w:w="2160"/>
+          </w:tcPr>
+          <w:p>
+            <w:r>
+              <w:rPr>
+                <w:b w:val="0"/>
+              </w:rPr>
+              <w:t>________</w:t>
+            </w:r>
+          </w:p>
+        </w:tc>
+        <w:tc>
+          <w:tcPr>
+            <w:tcW w:type="dxa" w:w="2160"/>
+          </w:tcPr>
+          <w:p>
+            <w:r>
+              <w:rPr>
+                <w:b w:val="0"/>
+              </w:rPr>
+              <w:t>□ 완료 □ 진행 중 □ 미진행</w:t>
+            </w:r>
+          </w:p>
+        </w:tc>
+        <w:tc>
+          <w:tcPr>
+            <w:tcW w:type="dxa" w:w="2160"/>
+          </w:tcPr>
+          <w:p>
+            <w:r>
+              <w:rPr>
+                <w:b w:val="0"/>
+              </w:rPr>
+              <w:t>________</w:t>
+            </w:r>
+          </w:p>
+        </w:tc>
+      </w:tr>
+      <w:tr>
+        <w:tc>
+          <w:tcPr>
+            <w:tcW w:type="dxa" w:w="2160"/>
+          </w:tcPr>
+          <w:p>
+            <w:r>
+              <w:rPr>
+                <w:b w:val="0"/>
+              </w:rPr>
+              <w:t>________</w:t>
+            </w:r>
+          </w:p>
+        </w:tc>
+        <w:tc>
+          <w:tcPr>
+            <w:tcW w:type="dxa" w:w="2160"/>
+          </w:tcPr>
+          <w:p>
+            <w:r>
+              <w:rPr>
+                <w:b w:val="0"/>
+              </w:rPr>
+              <w:t>________</w:t>
+            </w:r>
+          </w:p>
+        </w:tc>
+        <w:tc>
+          <w:tcPr>
+            <w:tcW w:type="dxa" w:w="2160"/>
+          </w:tcPr>
+          <w:p>
+            <w:r>
+              <w:rPr>
+                <w:b w:val="0"/>
+              </w:rPr>
+              <w:t>□ 완료 □ 진행 중 □ 미진행</w:t>
+            </w:r>
+          </w:p>
+        </w:tc>
+        <w:tc>
+          <w:tcPr>
+            <w:tcW w:type="dxa" w:w="2160"/>
+          </w:tcPr>
+          <w:p>
+            <w:r>
+              <w:rPr>
+                <w:b w:val="0"/>
+              </w:rPr>
+              <w:t>________</w:t>
+            </w:r>
+          </w:p>
+        </w:tc>
+      </w:tr>
+      <w:tr>
+        <w:tc>
+          <w:tcPr>
+            <w:tcW w:type="dxa" w:w="2160"/>
+          </w:tcPr>
+          <w:p>
+            <w:r>
+              <w:rPr>
+                <w:b w:val="0"/>
+              </w:rPr>
+              <w:t>________</w:t>
+            </w:r>
+          </w:p>
+        </w:tc>
+        <w:tc>
+          <w:tcPr>
+            <w:tcW w:type="dxa" w:w="2160"/>
+          </w:tcPr>
+          <w:p>
+            <w:r>
+              <w:rPr>
+                <w:b w:val="0"/>
+              </w:rPr>
+              <w:t>________</w:t>
+            </w:r>
+          </w:p>
+        </w:tc>
+        <w:tc>
+          <w:tcPr>
+            <w:tcW w:type="dxa" w:w="2160"/>
+          </w:tcPr>
+          <w:p>
+            <w:r>
+              <w:rPr>
+                <w:b w:val="0"/>
+              </w:rPr>
+              <w:t>□ 완료 □ 진행 중 □ 미진행</w:t>
+            </w:r>
+          </w:p>
+        </w:tc>
+        <w:tc>
+          <w:tcPr>
+            <w:tcW w:type="dxa" w:w="2160"/>
+          </w:tcPr>
+          <w:p>
+            <w:r>
+              <w:rPr>
+                <w:b w:val="0"/>
+              </w:rPr>
+              <w:t>________</w:t>
+            </w:r>
+          </w:p>
+        </w:tc>
+      </w:tr>
+    </w:tbl>
+    <w:p/>
     <w:p>
       <w:pPr>
         <w:pStyle w:val="Heading2"/>
@@ -445,7 +531,7 @@
         <w:rPr>
           <w:b w:val="0"/>
         </w:rPr>
-        <w:t>5. 당월 안건 논의 및 결정</w:t>
+        <w:t>안건별 논의 및 결정</w:t>
       </w:r>
     </w:p>
     <w:tbl>
@@ -484,7 +570,7 @@
               <w:rPr>
                 <w:b/>
               </w:rPr>
-              <w:t>주요 논의 내용</w:t>
+              <w:t>논의</w:t>
             </w:r>
           </w:p>
         </w:tc>
@@ -497,7 +583,7 @@
               <w:rPr>
                 <w:b/>
               </w:rPr>
-              <w:t>결정 사항</w:t>
+              <w:t>결정</w:t>
             </w:r>
           </w:p>
         </w:tc>
@@ -510,7 +596,7 @@
               <w:rPr>
                 <w:b/>
               </w:rPr>
-              <w:t>담당자</w:t>
+              <w:t>담당</w:t>
             </w:r>
           </w:p>
         </w:tc>
@@ -536,9 +622,9 @@
           <w:p>
             <w:r>
               <w:rPr>
-                <w:b/>
+                <w:b w:val="0"/>
               </w:rPr>
-              <w:t>심방 및 양육</w:t>
+              <w:t>________</w:t>
             </w:r>
           </w:p>
         </w:tc>
@@ -603,9 +689,9 @@
           <w:p>
             <w:r>
               <w:rPr>
-                <w:b/>
+                <w:b w:val="0"/>
               </w:rPr>
-              <w:t>교육 환경 개선</w:t>
+              <w:t>________</w:t>
             </w:r>
           </w:p>
         </w:tc>
@@ -670,9 +756,9 @@
           <w:p>
             <w:r>
               <w:rPr>
-                <w:b/>
+                <w:b w:val="0"/>
               </w:rPr>
-              <w:t>재정 및 비품</w:t>
+              <w:t>________</w:t>
             </w:r>
           </w:p>
         </w:tc>
@@ -737,9 +823,9 @@
           <w:p>
             <w:r>
               <w:rPr>
-                <w:b/>
+                <w:b w:val="0"/>
               </w:rPr>
-              <w:t>기타 안건</w:t>
+              <w:t>________</w:t>
             </w:r>
           </w:p>
         </w:tc>
@@ -806,7 +892,7 @@
         <w:rPr>
           <w:b w:val="0"/>
         </w:rPr>
-        <w:t>6. 주요 행사 준비 점검 (절기/수련회/캠프 등)</w:t>
+        <w:t>행사 준비 점검</w:t>
       </w:r>
     </w:p>
     <w:p>
@@ -815,15 +901,9 @@
       </w:pPr>
       <w:r>
         <w:rPr>
-          <w:b/>
-        </w:rPr>
-        <w:t>행사명:</w:t>
-      </w:r>
-      <w:r>
-        <w:rPr>
           <w:b w:val="0"/>
         </w:rPr>
-        <w:t xml:space="preserve"> ________ (일시: 20__년 __월 __일 ~ __일)</w:t>
+        <w:t>행사명 : ________</w:t>
       </w:r>
     </w:p>
     <w:p>
@@ -832,9 +912,9 @@
       </w:pPr>
       <w:r>
         <w:rPr>
-          <w:b/>
+          <w:b w:val="0"/>
         </w:rPr>
-        <w:t>준비 단계별 점검:</w:t>
+        <w:t>행사 일시·장소 : ________</w:t>
       </w:r>
     </w:p>
     <w:tbl>
@@ -859,19 +939,6 @@
               <w:rPr>
                 <w:b/>
               </w:rPr>
-              <w:t>구분</w:t>
-            </w:r>
-          </w:p>
-        </w:tc>
-        <w:tc>
-          <w:tcPr>
-            <w:tcW w:type="dxa" w:w="2160"/>
-          </w:tcPr>
-          <w:p>
-            <w:r>
-              <w:rPr>
-                <w:b/>
-              </w:rPr>
               <w:t>점검 항목</w:t>
             </w:r>
           </w:p>
@@ -885,7 +952,7 @@
               <w:rPr>
                 <w:b/>
               </w:rPr>
-              <w:t>준비 현황 및 진행 상황</w:t>
+              <w:t>준비 상황 및 남은 일</w:t>
             </w:r>
           </w:p>
         </w:tc>
@@ -898,7 +965,20 @@
               <w:rPr>
                 <w:b/>
               </w:rPr>
-              <w:t>담당/확인</w:t>
+              <w:t>담당</w:t>
+            </w:r>
+          </w:p>
+        </w:tc>
+        <w:tc>
+          <w:tcPr>
+            <w:tcW w:type="dxa" w:w="2160"/>
+          </w:tcPr>
+          <w:p>
+            <w:r>
+              <w:rPr>
+                <w:b/>
+              </w:rPr>
+              <w:t>완료 기한</w:t>
             </w:r>
           </w:p>
         </w:tc>
@@ -911,22 +991,9 @@
           <w:p>
             <w:r>
               <w:rPr>
-                <w:b/>
-              </w:rPr>
-              <w:t>기획</w:t>
-            </w:r>
-          </w:p>
-        </w:tc>
-        <w:tc>
-          <w:tcPr>
-            <w:tcW w:type="dxa" w:w="2160"/>
-          </w:tcPr>
-          <w:p>
-            <w:r>
-              <w:rPr>
                 <w:b w:val="0"/>
               </w:rPr>
-              <w:t>주제 및 프로그램 확정</w:t>
+              <w:t>예배·말씀·기도</w:t>
             </w:r>
           </w:p>
         </w:tc>
@@ -952,7 +1019,20 @@
               <w:rPr>
                 <w:b w:val="0"/>
               </w:rPr>
-              <w:t>(확인 필요)</w:t>
+              <w:t>________</w:t>
+            </w:r>
+          </w:p>
+        </w:tc>
+        <w:tc>
+          <w:tcPr>
+            <w:tcW w:type="dxa" w:w="2160"/>
+          </w:tcPr>
+          <w:p>
+            <w:r>
+              <w:rPr>
+                <w:b w:val="0"/>
+              </w:rPr>
+              <w:t>________</w:t>
             </w:r>
           </w:p>
         </w:tc>
@@ -965,22 +1045,9 @@
           <w:p>
             <w:r>
               <w:rPr>
-                <w:b/>
-              </w:rPr>
-              <w:t>인력</w:t>
-            </w:r>
-          </w:p>
-        </w:tc>
-        <w:tc>
-          <w:tcPr>
-            <w:tcW w:type="dxa" w:w="2160"/>
-          </w:tcPr>
-          <w:p>
-            <w:r>
-              <w:rPr>
                 <w:b w:val="0"/>
               </w:rPr>
-              <w:t>강사 섭외 및 스태프 구성</w:t>
+              <w:t>프로그램·진행 역할</w:t>
             </w:r>
           </w:p>
         </w:tc>
@@ -1006,7 +1073,20 @@
               <w:rPr>
                 <w:b w:val="0"/>
               </w:rPr>
-              <w:t>(확인 필요)</w:t>
+              <w:t>________</w:t>
+            </w:r>
+          </w:p>
+        </w:tc>
+        <w:tc>
+          <w:tcPr>
+            <w:tcW w:type="dxa" w:w="2160"/>
+          </w:tcPr>
+          <w:p>
+            <w:r>
+              <w:rPr>
+                <w:b w:val="0"/>
+              </w:rPr>
+              <w:t>________</w:t>
             </w:r>
           </w:p>
         </w:tc>
@@ -1019,22 +1099,9 @@
           <w:p>
             <w:r>
               <w:rPr>
-                <w:b/>
-              </w:rPr>
-              <w:t>장소/차량</w:t>
-            </w:r>
-          </w:p>
-        </w:tc>
-        <w:tc>
-          <w:tcPr>
-            <w:tcW w:type="dxa" w:w="2160"/>
-          </w:tcPr>
-          <w:p>
-            <w:r>
-              <w:rPr>
                 <w:b w:val="0"/>
               </w:rPr>
-              <w:t>장소 예약 및 이동 수단 확보</w:t>
+              <w:t>참석 확인·가정 안내</w:t>
             </w:r>
           </w:p>
         </w:tc>
@@ -1060,7 +1127,20 @@
               <w:rPr>
                 <w:b w:val="0"/>
               </w:rPr>
-              <w:t>(확인 필요)</w:t>
+              <w:t>________</w:t>
+            </w:r>
+          </w:p>
+        </w:tc>
+        <w:tc>
+          <w:tcPr>
+            <w:tcW w:type="dxa" w:w="2160"/>
+          </w:tcPr>
+          <w:p>
+            <w:r>
+              <w:rPr>
+                <w:b w:val="0"/>
+              </w:rPr>
+              <w:t>________</w:t>
             </w:r>
           </w:p>
         </w:tc>
@@ -1073,22 +1153,9 @@
           <w:p>
             <w:r>
               <w:rPr>
-                <w:b/>
-              </w:rPr>
-              <w:t>홍보</w:t>
-            </w:r>
-          </w:p>
-        </w:tc>
-        <w:tc>
-          <w:tcPr>
-            <w:tcW w:type="dxa" w:w="2160"/>
-          </w:tcPr>
-          <w:p>
-            <w:r>
-              <w:rPr>
                 <w:b w:val="0"/>
               </w:rPr>
-              <w:t>포스터, SNS, 안내문 발송</w:t>
+              <w:t>장소·이동·안전</w:t>
             </w:r>
           </w:p>
         </w:tc>
@@ -1114,7 +1181,20 @@
               <w:rPr>
                 <w:b w:val="0"/>
               </w:rPr>
-              <w:t>(확인 필요)</w:t>
+              <w:t>________</w:t>
+            </w:r>
+          </w:p>
+        </w:tc>
+        <w:tc>
+          <w:tcPr>
+            <w:tcW w:type="dxa" w:w="2160"/>
+          </w:tcPr>
+          <w:p>
+            <w:r>
+              <w:rPr>
+                <w:b w:val="0"/>
+              </w:rPr>
+              <w:t>________</w:t>
             </w:r>
           </w:p>
         </w:tc>
@@ -1127,22 +1207,9 @@
           <w:p>
             <w:r>
               <w:rPr>
-                <w:b/>
-              </w:rPr>
-              <w:t>예산</w:t>
-            </w:r>
-          </w:p>
-        </w:tc>
-        <w:tc>
-          <w:tcPr>
-            <w:tcW w:type="dxa" w:w="2160"/>
-          </w:tcPr>
-          <w:p>
-            <w:r>
-              <w:rPr>
                 <w:b w:val="0"/>
               </w:rPr>
-              <w:t>총 소요 예산 및 지원 요청</w:t>
+              <w:t>준비물·간식·식사</w:t>
             </w:r>
           </w:p>
         </w:tc>
@@ -1168,7 +1235,74 @@
               <w:rPr>
                 <w:b w:val="0"/>
               </w:rPr>
-              <w:t>(확인 필요)</w:t>
+              <w:t>________</w:t>
+            </w:r>
+          </w:p>
+        </w:tc>
+        <w:tc>
+          <w:tcPr>
+            <w:tcW w:type="dxa" w:w="2160"/>
+          </w:tcPr>
+          <w:p>
+            <w:r>
+              <w:rPr>
+                <w:b w:val="0"/>
+              </w:rPr>
+              <w:t>________</w:t>
+            </w:r>
+          </w:p>
+        </w:tc>
+      </w:tr>
+      <w:tr>
+        <w:tc>
+          <w:tcPr>
+            <w:tcW w:type="dxa" w:w="2160"/>
+          </w:tcPr>
+          <w:p>
+            <w:r>
+              <w:rPr>
+                <w:b w:val="0"/>
+              </w:rPr>
+              <w:t>예산·구입</w:t>
+            </w:r>
+          </w:p>
+        </w:tc>
+        <w:tc>
+          <w:tcPr>
+            <w:tcW w:type="dxa" w:w="2160"/>
+          </w:tcPr>
+          <w:p>
+            <w:r>
+              <w:rPr>
+                <w:b w:val="0"/>
+              </w:rPr>
+              <w:t>________</w:t>
+            </w:r>
+          </w:p>
+        </w:tc>
+        <w:tc>
+          <w:tcPr>
+            <w:tcW w:type="dxa" w:w="2160"/>
+          </w:tcPr>
+          <w:p>
+            <w:r>
+              <w:rPr>
+                <w:b w:val="0"/>
+              </w:rPr>
+              <w:t>________</w:t>
+            </w:r>
+          </w:p>
+        </w:tc>
+        <w:tc>
+          <w:tcPr>
+            <w:tcW w:type="dxa" w:w="2160"/>
+          </w:tcPr>
+          <w:p>
+            <w:r>
+              <w:rPr>
+                <w:b w:val="0"/>
+              </w:rPr>
+              <w:t>________</w:t>
             </w:r>
           </w:p>
         </w:tc>
@@ -1183,225 +1317,189 @@
         <w:rPr>
           <w:b w:val="0"/>
         </w:rPr>
-        <w:t>7. 교사(리더) 교육 및 영성 관리</w:t>
+        <w:t>다음 회의</w:t>
       </w:r>
     </w:p>
-    <w:p>
-      <w:pPr>
-        <w:pStyle w:val="ListBullet"/>
-      </w:pPr>
-      <w:r>
-        <w:rPr>
-          <w:b/>
-        </w:rPr>
-        <w:t>교사 경건회 운영:</w:t>
-      </w:r>
-      <w:r>
-        <w:rPr>
-          <w:b w:val="0"/>
-        </w:rPr>
-        <w:t xml:space="preserve"> ________</w:t>
-      </w:r>
-    </w:p>
-    <w:p>
-      <w:pPr>
-        <w:pStyle w:val="ListBullet"/>
-      </w:pPr>
-      <w:r>
-        <w:rPr>
-          <w:b/>
-        </w:rPr>
-        <w:t>교육 세미나/도서 나눔:</w:t>
-      </w:r>
-      <w:r>
-        <w:rPr>
-          <w:b w:val="0"/>
-        </w:rPr>
-        <w:t xml:space="preserve"> ________</w:t>
-      </w:r>
-    </w:p>
-    <w:p>
-      <w:pPr>
-        <w:pStyle w:val="ListBullet"/>
-      </w:pPr>
-      <w:r>
-        <w:rPr>
-          <w:b/>
-        </w:rPr>
-        <w:t>합심 기도 제목:</w:t>
-      </w:r>
-    </w:p>
-    <w:p>
-      <w:pPr>
-        <w:pStyle w:val="ListNumber"/>
-      </w:pPr>
-      <w:r>
-        <w:rPr>
-          <w:b w:val="0"/>
-        </w:rPr>
-        <w:t>________</w:t>
-      </w:r>
-    </w:p>
-    <w:p>
-      <w:pPr>
-        <w:pStyle w:val="ListNumber"/>
-      </w:pPr>
-      <w:r>
-        <w:rPr>
-          <w:b w:val="0"/>
-        </w:rPr>
-        <w:t>________</w:t>
-      </w:r>
-    </w:p>
-    <w:p>
-      <w:pPr>
-        <w:pStyle w:val="Heading2"/>
-      </w:pPr>
-      <w:r>
-        <w:rPr>
-          <w:b w:val="0"/>
-        </w:rPr>
-        <w:t>8. 기타 공지 및 건의 사항</w:t>
-      </w:r>
-    </w:p>
-    <w:p>
-      <w:pPr>
-        <w:pStyle w:val="ListBullet"/>
-      </w:pPr>
-      <w:r>
-        <w:rPr>
-          <w:b/>
-        </w:rPr>
-        <w:t>교회 전체 일정 안내:</w:t>
-      </w:r>
-      <w:r>
-        <w:rPr>
-          <w:b w:val="0"/>
-        </w:rPr>
-        <w:t xml:space="preserve"> ________</w:t>
-      </w:r>
-    </w:p>
-    <w:p>
-      <w:pPr>
-        <w:pStyle w:val="ListBullet"/>
-      </w:pPr>
-      <w:r>
-        <w:rPr>
-          <w:b/>
-        </w:rPr>
-        <w:t>교사 건의 사항:</w:t>
-      </w:r>
-      <w:r>
-        <w:rPr>
-          <w:b w:val="0"/>
-        </w:rPr>
-        <w:t xml:space="preserve"> ________</w:t>
-      </w:r>
-    </w:p>
-    <w:p>
-      <w:pPr>
-        <w:pStyle w:val="Heading2"/>
-      </w:pPr>
-      <w:r>
-        <w:rPr>
-          <w:b w:val="0"/>
-        </w:rPr>
-        <w:t>9. 차기 회의 및 폐회</w:t>
-      </w:r>
-    </w:p>
-    <w:p>
-      <w:pPr>
-        <w:pStyle w:val="ListBullet"/>
-      </w:pPr>
-      <w:r>
-        <w:rPr>
-          <w:b/>
-        </w:rPr>
-        <w:t>다음 회의 일시:</w:t>
-      </w:r>
-      <w:r>
-        <w:rPr>
-          <w:b w:val="0"/>
-        </w:rPr>
-        <w:t xml:space="preserve"> 20__년 __월 __일 (요일) 오전/오후 __시 __분</w:t>
-      </w:r>
-    </w:p>
-    <w:p>
-      <w:pPr>
-        <w:pStyle w:val="ListBullet"/>
-      </w:pPr>
-      <w:r>
-        <w:rPr>
-          <w:b/>
-        </w:rPr>
-        <w:t>장소:</w:t>
-      </w:r>
-      <w:r>
-        <w:rPr>
-          <w:b w:val="0"/>
-        </w:rPr>
-        <w:t xml:space="preserve"> ________</w:t>
-      </w:r>
-    </w:p>
-    <w:p>
-      <w:pPr>
-        <w:pStyle w:val="ListBullet"/>
-      </w:pPr>
-      <w:r>
-        <w:rPr>
-          <w:b/>
-        </w:rPr>
-        <w:t>폐회 기도:</w:t>
-      </w:r>
-      <w:r>
-        <w:rPr>
-          <w:b w:val="0"/>
-        </w:rPr>
-        <w:t xml:space="preserve"> ________</w:t>
-      </w:r>
-    </w:p>
-    <w:p>
-      <w:r>
-        <w:rPr>
-          <w:b/>
-        </w:rPr>
-        <w:t>기록자:</w:t>
-      </w:r>
-      <w:r>
-        <w:rPr>
-          <w:b w:val="0"/>
-        </w:rPr>
-        <w:t xml:space="preserve"> ________ (인)</w:t>
-      </w:r>
-    </w:p>
-    <w:p>
-      <w:r>
-        <w:rPr>
-          <w:b/>
-        </w:rPr>
-        <w:t>부장(회장):</w:t>
-      </w:r>
-      <w:r>
-        <w:rPr>
-          <w:b w:val="0"/>
-        </w:rPr>
-        <w:t xml:space="preserve"> ________ (인)</w:t>
-      </w:r>
-    </w:p>
-    <w:p>
-      <w:r>
-        <w:rPr>
-          <w:b/>
-        </w:rPr>
-        <w:t>지도자(담당):</w:t>
-      </w:r>
-      <w:r>
-        <w:rPr>
-          <w:b w:val="0"/>
-        </w:rPr>
-        <w:t xml:space="preserve"> ________ (인)</w:t>
-      </w:r>
-    </w:p>
+    <w:tbl>
+      <w:tblPr>
+        <w:tblStyle w:val="TableGrid"/>
+        <w:tblW w:type="auto" w:w="0"/>
+        <w:tblLook w:firstColumn="1" w:firstRow="1" w:lastColumn="0" w:lastRow="0" w:noHBand="0" w:noVBand="1" w:val="04A0"/>
+      </w:tblPr>
+      <w:tblGrid>
+        <w:gridCol w:w="4320"/>
+        <w:gridCol w:w="4320"/>
+      </w:tblGrid>
+      <w:tr>
+        <w:tc>
+          <w:tcPr>
+            <w:tcW w:type="dxa" w:w="4320"/>
+          </w:tcPr>
+          <w:p>
+            <w:r>
+              <w:rPr>
+                <w:b/>
+              </w:rPr>
+              <w:t>항목</w:t>
+            </w:r>
+          </w:p>
+        </w:tc>
+        <w:tc>
+          <w:tcPr>
+            <w:tcW w:type="dxa" w:w="4320"/>
+          </w:tcPr>
+          <w:p>
+            <w:r>
+              <w:rPr>
+                <w:b/>
+              </w:rPr>
+              <w:t>내용</w:t>
+            </w:r>
+          </w:p>
+        </w:tc>
+      </w:tr>
+      <w:tr>
+        <w:tc>
+          <w:tcPr>
+            <w:tcW w:type="dxa" w:w="4320"/>
+          </w:tcPr>
+          <w:p>
+            <w:r>
+              <w:rPr>
+                <w:b w:val="0"/>
+              </w:rPr>
+              <w:t>일시</w:t>
+            </w:r>
+          </w:p>
+        </w:tc>
+        <w:tc>
+          <w:tcPr>
+            <w:tcW w:type="dxa" w:w="4320"/>
+          </w:tcPr>
+          <w:p>
+            <w:r>
+              <w:rPr>
+                <w:b w:val="0"/>
+              </w:rPr>
+              <w:t>________년 ________월 ________일 ________시</w:t>
+            </w:r>
+          </w:p>
+        </w:tc>
+      </w:tr>
+      <w:tr>
+        <w:tc>
+          <w:tcPr>
+            <w:tcW w:type="dxa" w:w="4320"/>
+          </w:tcPr>
+          <w:p>
+            <w:r>
+              <w:rPr>
+                <w:b w:val="0"/>
+              </w:rPr>
+              <w:t>장소</w:t>
+            </w:r>
+          </w:p>
+        </w:tc>
+        <w:tc>
+          <w:tcPr>
+            <w:tcW w:type="dxa" w:w="4320"/>
+          </w:tcPr>
+          <w:p>
+            <w:r>
+              <w:rPr>
+                <w:b w:val="0"/>
+              </w:rPr>
+              <w:t>________</w:t>
+            </w:r>
+          </w:p>
+        </w:tc>
+      </w:tr>
+      <w:tr>
+        <w:tc>
+          <w:tcPr>
+            <w:tcW w:type="dxa" w:w="4320"/>
+          </w:tcPr>
+          <w:p>
+            <w:r>
+              <w:rPr>
+                <w:b w:val="0"/>
+              </w:rPr>
+              <w:t>주요 안건</w:t>
+            </w:r>
+          </w:p>
+        </w:tc>
+        <w:tc>
+          <w:tcPr>
+            <w:tcW w:type="dxa" w:w="4320"/>
+          </w:tcPr>
+          <w:p>
+            <w:r>
+              <w:rPr>
+                <w:b w:val="0"/>
+              </w:rPr>
+              <w:t>________</w:t>
+            </w:r>
+          </w:p>
+        </w:tc>
+      </w:tr>
+      <w:tr>
+        <w:tc>
+          <w:tcPr>
+            <w:tcW w:type="dxa" w:w="4320"/>
+          </w:tcPr>
+          <w:p>
+            <w:r>
+              <w:rPr>
+                <w:b w:val="0"/>
+              </w:rPr>
+              <w:t>미리 준비할 사항</w:t>
+            </w:r>
+          </w:p>
+        </w:tc>
+        <w:tc>
+          <w:tcPr>
+            <w:tcW w:type="dxa" w:w="4320"/>
+          </w:tcPr>
+          <w:p>
+            <w:r>
+              <w:rPr>
+                <w:b w:val="0"/>
+              </w:rPr>
+              <w:t>________</w:t>
+            </w:r>
+          </w:p>
+        </w:tc>
+      </w:tr>
+      <w:tr>
+        <w:tc>
+          <w:tcPr>
+            <w:tcW w:type="dxa" w:w="4320"/>
+          </w:tcPr>
+          <w:p>
+            <w:r>
+              <w:rPr>
+                <w:b w:val="0"/>
+              </w:rPr>
+              <w:t>진행·기도·기록 담당</w:t>
+            </w:r>
+          </w:p>
+        </w:tc>
+        <w:tc>
+          <w:tcPr>
+            <w:tcW w:type="dxa" w:w="4320"/>
+          </w:tcPr>
+          <w:p>
+            <w:r>
+              <w:rPr>
+                <w:b w:val="0"/>
+              </w:rPr>
+              <w:t>진행 ________ / 기도 ________ / 기록 ________</w:t>
+            </w:r>
+          </w:p>
+        </w:tc>
+      </w:tr>
+    </w:tbl>
+    <w:p/>
     <w:sectPr>
       <w:pgSz w:w="12240" w:h="15840"/>
       <w:pgMar w:top="1440" w:right="1800" w:bottom="1440" w:left="1800" w:header="720" w:footer="720" w:gutter="0"/>

--- a/docs/25_교사회의록.docx
+++ b/docs/25_교사회의록.docx
@@ -11,286 +11,7 @@
         <w:rPr>
           <w:b w:val="0"/>
         </w:rPr>
-        <w:t>(교회명) (부서명) 교사·리더 월례 회의록</w:t>
-      </w:r>
-    </w:p>
-    <w:p>
-      <w:pPr>
-        <w:pStyle w:val="Heading2"/>
-      </w:pPr>
-      <w:r>
-        <w:rPr>
-          <w:b w:val="0"/>
-        </w:rPr>
-        <w:t>개요</w:t>
-      </w:r>
-    </w:p>
-    <w:p>
-      <w:pPr>
-        <w:pStyle w:val="ListBullet"/>
-      </w:pPr>
-      <w:r>
-        <w:rPr>
-          <w:b w:val="0"/>
-        </w:rPr>
-        <w:t>주제 : ________년 ________월 교사·리더 월례회의</w:t>
-      </w:r>
-    </w:p>
-    <w:p>
-      <w:pPr>
-        <w:pStyle w:val="ListBullet"/>
-      </w:pPr>
-      <w:r>
-        <w:rPr>
-          <w:b w:val="0"/>
-        </w:rPr>
-        <w:t>주제 말씀 : ________</w:t>
-      </w:r>
-    </w:p>
-    <w:p>
-      <w:pPr>
-        <w:pStyle w:val="ListBullet"/>
-      </w:pPr>
-      <w:r>
-        <w:rPr>
-          <w:b w:val="0"/>
-        </w:rPr>
-        <w:t>목적 : 부서 사역 점검 및 다음 달 준비</w:t>
-      </w:r>
-    </w:p>
-    <w:p>
-      <w:pPr>
-        <w:pStyle w:val="ListBullet"/>
-      </w:pPr>
-      <w:r>
-        <w:rPr>
-          <w:b w:val="0"/>
-        </w:rPr>
-        <w:t>장소 : ________</w:t>
-      </w:r>
-    </w:p>
-    <w:p>
-      <w:pPr>
-        <w:pStyle w:val="ListBullet"/>
-      </w:pPr>
-      <w:r>
-        <w:rPr>
-          <w:b w:val="0"/>
-        </w:rPr>
-        <w:t>일시 : ________년 ________월 ________일 ________시</w:t>
-      </w:r>
-    </w:p>
-    <w:p>
-      <w:pPr>
-        <w:pStyle w:val="ListBullet"/>
-      </w:pPr>
-      <w:r>
-        <w:rPr>
-          <w:b w:val="0"/>
-        </w:rPr>
-        <w:t>담당 : 진행 ________ / 기록 ________</w:t>
-      </w:r>
-    </w:p>
-    <w:p>
-      <w:pPr>
-        <w:pStyle w:val="ListBullet"/>
-      </w:pPr>
-      <w:r>
-        <w:rPr>
-          <w:b w:val="0"/>
-        </w:rPr>
-        <w:t>대상 : (부서명) 교사·리더</w:t>
-      </w:r>
-    </w:p>
-    <w:p>
-      <w:pPr>
-        <w:pStyle w:val="ListBullet"/>
-      </w:pPr>
-      <w:r>
-        <w:rPr>
-          <w:b w:val="0"/>
-        </w:rPr>
-        <w:t>참석자 수 : 재적 ________명 / 참석 ________명 / 불참 ________명</w:t>
-      </w:r>
-    </w:p>
-    <w:p>
-      <w:pPr>
-        <w:pStyle w:val="ListBullet"/>
-      </w:pPr>
-      <w:r>
-        <w:rPr>
-          <w:b w:val="0"/>
-        </w:rPr>
-        <w:t>참석자 : ________</w:t>
-      </w:r>
-    </w:p>
-    <w:p>
-      <w:pPr>
-        <w:pStyle w:val="ListBullet"/>
-      </w:pPr>
-      <w:r>
-        <w:rPr>
-          <w:b w:val="0"/>
-        </w:rPr>
-        <w:t>불참자 및 사유 : ________</w:t>
-      </w:r>
-    </w:p>
-    <w:p>
-      <w:pPr>
-        <w:pStyle w:val="Heading2"/>
-      </w:pPr>
-      <w:r>
-        <w:rPr>
-          <w:b w:val="0"/>
-        </w:rPr>
-        <w:t>기도</w:t>
-      </w:r>
-    </w:p>
-    <w:tbl>
-      <w:tblPr>
-        <w:tblStyle w:val="TableGrid"/>
-        <w:tblW w:type="auto" w:w="0"/>
-        <w:tblLook w:firstColumn="1" w:firstRow="1" w:lastColumn="0" w:lastRow="0" w:noHBand="0" w:noVBand="1" w:val="04A0"/>
-      </w:tblPr>
-      <w:tblGrid>
-        <w:gridCol w:w="2880"/>
-        <w:gridCol w:w="2880"/>
-        <w:gridCol w:w="2880"/>
-      </w:tblGrid>
-      <w:tr>
-        <w:tc>
-          <w:tcPr>
-            <w:tcW w:type="dxa" w:w="2880"/>
-          </w:tcPr>
-          <w:p>
-            <w:r>
-              <w:rPr>
-                <w:b/>
-              </w:rPr>
-              <w:t>구분</w:t>
-            </w:r>
-          </w:p>
-        </w:tc>
-        <w:tc>
-          <w:tcPr>
-            <w:tcW w:type="dxa" w:w="2880"/>
-          </w:tcPr>
-          <w:p>
-            <w:r>
-              <w:rPr>
-                <w:b/>
-              </w:rPr>
-              <w:t>담당</w:t>
-            </w:r>
-          </w:p>
-        </w:tc>
-        <w:tc>
-          <w:tcPr>
-            <w:tcW w:type="dxa" w:w="2880"/>
-          </w:tcPr>
-          <w:p>
-            <w:r>
-              <w:rPr>
-                <w:b/>
-              </w:rPr>
-              <w:t>함께 나눌 기도 제목</w:t>
-            </w:r>
-          </w:p>
-        </w:tc>
-      </w:tr>
-      <w:tr>
-        <w:tc>
-          <w:tcPr>
-            <w:tcW w:type="dxa" w:w="2880"/>
-          </w:tcPr>
-          <w:p>
-            <w:r>
-              <w:rPr>
-                <w:b w:val="0"/>
-              </w:rPr>
-              <w:t>시작 기도</w:t>
-            </w:r>
-          </w:p>
-        </w:tc>
-        <w:tc>
-          <w:tcPr>
-            <w:tcW w:type="dxa" w:w="2880"/>
-          </w:tcPr>
-          <w:p>
-            <w:r>
-              <w:rPr>
-                <w:b w:val="0"/>
-              </w:rPr>
-              <w:t>________</w:t>
-            </w:r>
-          </w:p>
-        </w:tc>
-        <w:tc>
-          <w:tcPr>
-            <w:tcW w:type="dxa" w:w="2880"/>
-          </w:tcPr>
-          <w:p>
-            <w:r>
-              <w:rPr>
-                <w:b w:val="0"/>
-              </w:rPr>
-              <w:t>________</w:t>
-            </w:r>
-          </w:p>
-        </w:tc>
-      </w:tr>
-      <w:tr>
-        <w:tc>
-          <w:tcPr>
-            <w:tcW w:type="dxa" w:w="2880"/>
-          </w:tcPr>
-          <w:p>
-            <w:r>
-              <w:rPr>
-                <w:b w:val="0"/>
-              </w:rPr>
-              <w:t>마침 기도</w:t>
-            </w:r>
-          </w:p>
-        </w:tc>
-        <w:tc>
-          <w:tcPr>
-            <w:tcW w:type="dxa" w:w="2880"/>
-          </w:tcPr>
-          <w:p>
-            <w:r>
-              <w:rPr>
-                <w:b w:val="0"/>
-              </w:rPr>
-              <w:t>________</w:t>
-            </w:r>
-          </w:p>
-        </w:tc>
-        <w:tc>
-          <w:tcPr>
-            <w:tcW w:type="dxa" w:w="2880"/>
-          </w:tcPr>
-          <w:p>
-            <w:r>
-              <w:rPr>
-                <w:b w:val="0"/>
-              </w:rPr>
-              <w:t>________</w:t>
-            </w:r>
-          </w:p>
-        </w:tc>
-      </w:tr>
-    </w:tbl>
-    <w:p/>
-    <w:p>
-      <w:pPr>
-        <w:pStyle w:val="Heading2"/>
-      </w:pPr>
-      <w:r>
-        <w:rPr>
-          <w:b w:val="0"/>
-        </w:rPr>
-        <w:t>지난 결정 확인</w:t>
+        <w:t>[연도] (교회명) (부서명) 교사(리더) 월례 회의록</w:t>
       </w:r>
     </w:p>
     <w:tbl>
@@ -315,7 +36,7 @@
               <w:rPr>
                 <w:b/>
               </w:rPr>
-              <w:t>지난 결정 사항</w:t>
+              <w:t>작성일</w:t>
             </w:r>
           </w:p>
         </w:tc>
@@ -328,7 +49,7 @@
               <w:rPr>
                 <w:b/>
               </w:rPr>
-              <w:t>담당</w:t>
+              <w:t>작성자</w:t>
             </w:r>
           </w:p>
         </w:tc>
@@ -341,7 +62,7 @@
               <w:rPr>
                 <w:b/>
               </w:rPr>
-              <w:t>진행 상황</w:t>
+              <w:t>부서</w:t>
             </w:r>
           </w:p>
         </w:tc>
@@ -354,7 +75,7 @@
               <w:rPr>
                 <w:b/>
               </w:rPr>
-              <w:t>후속 조치</w:t>
+              <w:t>문서 상태(초안/확정)</w:t>
             </w:r>
           </w:p>
         </w:tc>
@@ -395,7 +116,746 @@
               <w:rPr>
                 <w:b w:val="0"/>
               </w:rPr>
-              <w:t>□ 완료 □ 진행 중 □ 미진행</w:t>
+              <w:t>(부서명)</w:t>
+            </w:r>
+          </w:p>
+        </w:tc>
+        <w:tc>
+          <w:tcPr>
+            <w:tcW w:type="dxa" w:w="2160"/>
+          </w:tcPr>
+          <w:p>
+            <w:r>
+              <w:rPr>
+                <w:b w:val="0"/>
+              </w:rPr>
+              <w:t>________</w:t>
+            </w:r>
+          </w:p>
+        </w:tc>
+      </w:tr>
+    </w:tbl>
+    <w:p/>
+    <w:tbl>
+      <w:tblPr>
+        <w:tblStyle w:val="TableGrid"/>
+        <w:tblW w:type="auto" w:w="0"/>
+        <w:tblLook w:firstColumn="1" w:firstRow="1" w:lastColumn="0" w:lastRow="0" w:noHBand="0" w:noVBand="1" w:val="04A0"/>
+      </w:tblPr>
+      <w:tblGrid>
+        <w:gridCol w:w="4320"/>
+        <w:gridCol w:w="4320"/>
+      </w:tblGrid>
+      <w:tr>
+        <w:tc>
+          <w:tcPr>
+            <w:tcW w:type="dxa" w:w="4320"/>
+          </w:tcPr>
+          <w:p>
+            <w:r>
+              <w:rPr>
+                <w:b/>
+              </w:rPr>
+              <w:t>회의명</w:t>
+            </w:r>
+          </w:p>
+        </w:tc>
+        <w:tc>
+          <w:tcPr>
+            <w:tcW w:type="dxa" w:w="4320"/>
+          </w:tcPr>
+          <w:p>
+            <w:r>
+              <w:rPr>
+                <w:b/>
+              </w:rPr>
+              <w:t>[연도] (부서명) ________월 교사(리더) 월례회의</w:t>
+            </w:r>
+          </w:p>
+        </w:tc>
+      </w:tr>
+      <w:tr>
+        <w:tc>
+          <w:tcPr>
+            <w:tcW w:type="dxa" w:w="4320"/>
+          </w:tcPr>
+          <w:p>
+            <w:r>
+              <w:rPr>
+                <w:b w:val="0"/>
+              </w:rPr>
+              <w:t>일시</w:t>
+            </w:r>
+          </w:p>
+        </w:tc>
+        <w:tc>
+          <w:tcPr>
+            <w:tcW w:type="dxa" w:w="4320"/>
+          </w:tcPr>
+          <w:p>
+            <w:r>
+              <w:rPr>
+                <w:b w:val="0"/>
+              </w:rPr>
+              <w:t>________. ________. ________.(____) ________:________~________:________</w:t>
+            </w:r>
+          </w:p>
+        </w:tc>
+      </w:tr>
+      <w:tr>
+        <w:tc>
+          <w:tcPr>
+            <w:tcW w:type="dxa" w:w="4320"/>
+          </w:tcPr>
+          <w:p>
+            <w:r>
+              <w:rPr>
+                <w:b w:val="0"/>
+              </w:rPr>
+              <w:t>장소</w:t>
+            </w:r>
+          </w:p>
+        </w:tc>
+        <w:tc>
+          <w:tcPr>
+            <w:tcW w:type="dxa" w:w="4320"/>
+          </w:tcPr>
+          <w:p>
+            <w:r>
+              <w:rPr>
+                <w:b w:val="0"/>
+              </w:rPr>
+              <w:t>________</w:t>
+            </w:r>
+          </w:p>
+        </w:tc>
+      </w:tr>
+      <w:tr>
+        <w:tc>
+          <w:tcPr>
+            <w:tcW w:type="dxa" w:w="4320"/>
+          </w:tcPr>
+          <w:p>
+            <w:r>
+              <w:rPr>
+                <w:b w:val="0"/>
+              </w:rPr>
+              <w:t>주재자</w:t>
+            </w:r>
+          </w:p>
+        </w:tc>
+        <w:tc>
+          <w:tcPr>
+            <w:tcW w:type="dxa" w:w="4320"/>
+          </w:tcPr>
+          <w:p>
+            <w:r>
+              <w:rPr>
+                <w:b w:val="0"/>
+              </w:rPr>
+              <w:t>________</w:t>
+            </w:r>
+          </w:p>
+        </w:tc>
+      </w:tr>
+      <w:tr>
+        <w:tc>
+          <w:tcPr>
+            <w:tcW w:type="dxa" w:w="4320"/>
+          </w:tcPr>
+          <w:p>
+            <w:r>
+              <w:rPr>
+                <w:b w:val="0"/>
+              </w:rPr>
+              <w:t>기록자</w:t>
+            </w:r>
+          </w:p>
+        </w:tc>
+        <w:tc>
+          <w:tcPr>
+            <w:tcW w:type="dxa" w:w="4320"/>
+          </w:tcPr>
+          <w:p>
+            <w:r>
+              <w:rPr>
+                <w:b w:val="0"/>
+              </w:rPr>
+              <w:t>________</w:t>
+            </w:r>
+          </w:p>
+        </w:tc>
+      </w:tr>
+      <w:tr>
+        <w:tc>
+          <w:tcPr>
+            <w:tcW w:type="dxa" w:w="4320"/>
+          </w:tcPr>
+          <w:p>
+            <w:r>
+              <w:rPr>
+                <w:b w:val="0"/>
+              </w:rPr>
+              <w:t>참석 현황</w:t>
+            </w:r>
+          </w:p>
+        </w:tc>
+        <w:tc>
+          <w:tcPr>
+            <w:tcW w:type="dxa" w:w="4320"/>
+          </w:tcPr>
+          <w:p>
+            <w:r>
+              <w:rPr>
+                <w:b w:val="0"/>
+              </w:rPr>
+              <w:t>재적 ________명 / 참석 ________명 / 불참 ________명</w:t>
+            </w:r>
+          </w:p>
+        </w:tc>
+      </w:tr>
+      <w:tr>
+        <w:tc>
+          <w:tcPr>
+            <w:tcW w:type="dxa" w:w="4320"/>
+          </w:tcPr>
+          <w:p>
+            <w:r>
+              <w:rPr>
+                <w:b w:val="0"/>
+              </w:rPr>
+              <w:t>참석자</w:t>
+            </w:r>
+          </w:p>
+        </w:tc>
+        <w:tc>
+          <w:tcPr>
+            <w:tcW w:type="dxa" w:w="4320"/>
+          </w:tcPr>
+          <w:p>
+            <w:r>
+              <w:rPr>
+                <w:b w:val="0"/>
+              </w:rPr>
+              <w:t>________</w:t>
+            </w:r>
+          </w:p>
+        </w:tc>
+      </w:tr>
+      <w:tr>
+        <w:tc>
+          <w:tcPr>
+            <w:tcW w:type="dxa" w:w="4320"/>
+          </w:tcPr>
+          <w:p>
+            <w:r>
+              <w:rPr>
+                <w:b w:val="0"/>
+              </w:rPr>
+              <w:t>불참자</w:t>
+            </w:r>
+          </w:p>
+        </w:tc>
+        <w:tc>
+          <w:tcPr>
+            <w:tcW w:type="dxa" w:w="4320"/>
+          </w:tcPr>
+          <w:p>
+            <w:r>
+              <w:rPr>
+                <w:b w:val="0"/>
+              </w:rPr>
+              <w:t>________</w:t>
+            </w:r>
+          </w:p>
+        </w:tc>
+      </w:tr>
+      <w:tr>
+        <w:tc>
+          <w:tcPr>
+            <w:tcW w:type="dxa" w:w="4320"/>
+          </w:tcPr>
+          <w:p>
+            <w:r>
+              <w:rPr>
+                <w:b w:val="0"/>
+              </w:rPr>
+              <w:t>시작 기도</w:t>
+            </w:r>
+          </w:p>
+        </w:tc>
+        <w:tc>
+          <w:tcPr>
+            <w:tcW w:type="dxa" w:w="4320"/>
+          </w:tcPr>
+          <w:p>
+            <w:r>
+              <w:rPr>
+                <w:b w:val="0"/>
+              </w:rPr>
+              <w:t>담당: ________ / 실시 시각: ________:________</w:t>
+            </w:r>
+          </w:p>
+        </w:tc>
+      </w:tr>
+      <w:tr>
+        <w:tc>
+          <w:tcPr>
+            <w:tcW w:type="dxa" w:w="4320"/>
+          </w:tcPr>
+          <w:p>
+            <w:r>
+              <w:rPr>
+                <w:b w:val="0"/>
+              </w:rPr>
+              <w:t>주제 말씀</w:t>
+            </w:r>
+          </w:p>
+        </w:tc>
+        <w:tc>
+          <w:tcPr>
+            <w:tcW w:type="dxa" w:w="4320"/>
+          </w:tcPr>
+          <w:p>
+            <w:r>
+              <w:rPr>
+                <w:b w:val="0"/>
+              </w:rPr>
+              <w:t>________</w:t>
+            </w:r>
+          </w:p>
+        </w:tc>
+      </w:tr>
+      <w:tr>
+        <w:tc>
+          <w:tcPr>
+            <w:tcW w:type="dxa" w:w="4320"/>
+          </w:tcPr>
+          <w:p>
+            <w:r>
+              <w:rPr>
+                <w:b w:val="0"/>
+              </w:rPr>
+              <w:t>마침 기도</w:t>
+            </w:r>
+          </w:p>
+        </w:tc>
+        <w:tc>
+          <w:tcPr>
+            <w:tcW w:type="dxa" w:w="4320"/>
+          </w:tcPr>
+          <w:p>
+            <w:r>
+              <w:rPr>
+                <w:b w:val="0"/>
+              </w:rPr>
+              <w:t>담당: ________ / 실시 시각: ________:________</w:t>
+            </w:r>
+          </w:p>
+        </w:tc>
+      </w:tr>
+    </w:tbl>
+    <w:p/>
+    <w:p>
+      <w:r>
+        <w:rPr>
+          <w:b w:val="0"/>
+        </w:rPr>
+        <w:t>※ 날짜는 ‘2026. 10. 24.(토)’, 시간은 ‘09:00’ 형식으로 작성합니다. 학생·청년·보호자의 연락처 및 건강정보는 본문에 기재하지 않고 별도 제한 열람 자료로 관리합니다.</w:t>
+      </w:r>
+    </w:p>
+    <w:p>
+      <w:pPr>
+        <w:pStyle w:val="Heading2"/>
+      </w:pPr>
+      <w:r>
+        <w:rPr>
+          <w:b w:val="0"/>
+        </w:rPr>
+        <w:t>1. 안건</w:t>
+      </w:r>
+    </w:p>
+    <w:p>
+      <w:pPr>
+        <w:pStyle w:val="Heading3"/>
+      </w:pPr>
+      <w:r>
+        <w:rPr>
+          <w:b w:val="0"/>
+        </w:rPr>
+        <w:t>가. 지난 회의 결정사항 이행 확인</w:t>
+      </w:r>
+    </w:p>
+    <w:tbl>
+      <w:tblPr>
+        <w:tblStyle w:val="TableGrid"/>
+        <w:tblW w:type="auto" w:w="0"/>
+        <w:tblLook w:firstColumn="1" w:firstRow="1" w:lastColumn="0" w:lastRow="0" w:noHBand="0" w:noVBand="1" w:val="04A0"/>
+      </w:tblPr>
+      <w:tblGrid>
+        <w:gridCol w:w="1440"/>
+        <w:gridCol w:w="1440"/>
+        <w:gridCol w:w="1440"/>
+        <w:gridCol w:w="1440"/>
+        <w:gridCol w:w="1440"/>
+        <w:gridCol w:w="1440"/>
+      </w:tblGrid>
+      <w:tr>
+        <w:tc>
+          <w:tcPr>
+            <w:tcW w:type="dxa" w:w="1440"/>
+          </w:tcPr>
+          <w:p>
+            <w:r>
+              <w:rPr>
+                <w:b/>
+              </w:rPr>
+              <w:t>지난 결정사항</w:t>
+            </w:r>
+          </w:p>
+        </w:tc>
+        <w:tc>
+          <w:tcPr>
+            <w:tcW w:type="dxa" w:w="1440"/>
+          </w:tcPr>
+          <w:p>
+            <w:r>
+              <w:rPr>
+                <w:b/>
+              </w:rPr>
+              <w:t>담당</w:t>
+            </w:r>
+          </w:p>
+        </w:tc>
+        <w:tc>
+          <w:tcPr>
+            <w:tcW w:type="dxa" w:w="1440"/>
+          </w:tcPr>
+          <w:p>
+            <w:r>
+              <w:rPr>
+                <w:b/>
+              </w:rPr>
+              <w:t>이행 기한</w:t>
+            </w:r>
+          </w:p>
+        </w:tc>
+        <w:tc>
+          <w:tcPr>
+            <w:tcW w:type="dxa" w:w="1440"/>
+          </w:tcPr>
+          <w:p>
+            <w:r>
+              <w:rPr>
+                <w:b/>
+              </w:rPr>
+              <w:t>이행 결과 및 확인 자료</w:t>
+            </w:r>
+          </w:p>
+        </w:tc>
+        <w:tc>
+          <w:tcPr>
+            <w:tcW w:type="dxa" w:w="1440"/>
+          </w:tcPr>
+          <w:p>
+            <w:r>
+              <w:rPr>
+                <w:b/>
+              </w:rPr>
+              <w:t>미완료 사유·후속조치</w:t>
+            </w:r>
+          </w:p>
+        </w:tc>
+        <w:tc>
+          <w:tcPr>
+            <w:tcW w:type="dxa" w:w="1440"/>
+          </w:tcPr>
+          <w:p>
+            <w:r>
+              <w:rPr>
+                <w:b/>
+              </w:rPr>
+              <w:t>후속조치 담당·기한</w:t>
+            </w:r>
+          </w:p>
+        </w:tc>
+      </w:tr>
+      <w:tr>
+        <w:tc>
+          <w:tcPr>
+            <w:tcW w:type="dxa" w:w="1440"/>
+          </w:tcPr>
+          <w:p>
+            <w:r>
+              <w:rPr>
+                <w:b w:val="0"/>
+              </w:rPr>
+              <w:t>________</w:t>
+            </w:r>
+          </w:p>
+        </w:tc>
+        <w:tc>
+          <w:tcPr>
+            <w:tcW w:type="dxa" w:w="1440"/>
+          </w:tcPr>
+          <w:p>
+            <w:r>
+              <w:rPr>
+                <w:b w:val="0"/>
+              </w:rPr>
+              <w:t>________</w:t>
+            </w:r>
+          </w:p>
+        </w:tc>
+        <w:tc>
+          <w:tcPr>
+            <w:tcW w:type="dxa" w:w="1440"/>
+          </w:tcPr>
+          <w:p>
+            <w:r>
+              <w:rPr>
+                <w:b w:val="0"/>
+              </w:rPr>
+              <w:t>________</w:t>
+            </w:r>
+          </w:p>
+        </w:tc>
+        <w:tc>
+          <w:tcPr>
+            <w:tcW w:type="dxa" w:w="1440"/>
+          </w:tcPr>
+          <w:p>
+            <w:r>
+              <w:rPr>
+                <w:b w:val="0"/>
+              </w:rPr>
+              <w:t>________</w:t>
+            </w:r>
+          </w:p>
+        </w:tc>
+        <w:tc>
+          <w:tcPr>
+            <w:tcW w:type="dxa" w:w="1440"/>
+          </w:tcPr>
+          <w:p>
+            <w:r>
+              <w:rPr>
+                <w:b w:val="0"/>
+              </w:rPr>
+              <w:t>________</w:t>
+            </w:r>
+          </w:p>
+        </w:tc>
+        <w:tc>
+          <w:tcPr>
+            <w:tcW w:type="dxa" w:w="1440"/>
+          </w:tcPr>
+          <w:p>
+            <w:r>
+              <w:rPr>
+                <w:b w:val="0"/>
+              </w:rPr>
+              <w:t>________ / ________</w:t>
+            </w:r>
+          </w:p>
+        </w:tc>
+      </w:tr>
+      <w:tr>
+        <w:tc>
+          <w:tcPr>
+            <w:tcW w:type="dxa" w:w="1440"/>
+          </w:tcPr>
+          <w:p>
+            <w:r>
+              <w:rPr>
+                <w:b w:val="0"/>
+              </w:rPr>
+              <w:t>________</w:t>
+            </w:r>
+          </w:p>
+        </w:tc>
+        <w:tc>
+          <w:tcPr>
+            <w:tcW w:type="dxa" w:w="1440"/>
+          </w:tcPr>
+          <w:p>
+            <w:r>
+              <w:rPr>
+                <w:b w:val="0"/>
+              </w:rPr>
+              <w:t>________</w:t>
+            </w:r>
+          </w:p>
+        </w:tc>
+        <w:tc>
+          <w:tcPr>
+            <w:tcW w:type="dxa" w:w="1440"/>
+          </w:tcPr>
+          <w:p>
+            <w:r>
+              <w:rPr>
+                <w:b w:val="0"/>
+              </w:rPr>
+              <w:t>________</w:t>
+            </w:r>
+          </w:p>
+        </w:tc>
+        <w:tc>
+          <w:tcPr>
+            <w:tcW w:type="dxa" w:w="1440"/>
+          </w:tcPr>
+          <w:p>
+            <w:r>
+              <w:rPr>
+                <w:b w:val="0"/>
+              </w:rPr>
+              <w:t>________</w:t>
+            </w:r>
+          </w:p>
+        </w:tc>
+        <w:tc>
+          <w:tcPr>
+            <w:tcW w:type="dxa" w:w="1440"/>
+          </w:tcPr>
+          <w:p>
+            <w:r>
+              <w:rPr>
+                <w:b w:val="0"/>
+              </w:rPr>
+              <w:t>________</w:t>
+            </w:r>
+          </w:p>
+        </w:tc>
+        <w:tc>
+          <w:tcPr>
+            <w:tcW w:type="dxa" w:w="1440"/>
+          </w:tcPr>
+          <w:p>
+            <w:r>
+              <w:rPr>
+                <w:b w:val="0"/>
+              </w:rPr>
+              <w:t>________ / ________</w:t>
+            </w:r>
+          </w:p>
+        </w:tc>
+      </w:tr>
+    </w:tbl>
+    <w:p/>
+    <w:p>
+      <w:pPr>
+        <w:pStyle w:val="Heading3"/>
+      </w:pPr>
+      <w:r>
+        <w:rPr>
+          <w:b w:val="0"/>
+        </w:rPr>
+        <w:t>나. 이번 회의 상정 안건</w:t>
+      </w:r>
+    </w:p>
+    <w:tbl>
+      <w:tblPr>
+        <w:tblStyle w:val="TableGrid"/>
+        <w:tblW w:type="auto" w:w="0"/>
+        <w:tblLook w:firstColumn="1" w:firstRow="1" w:lastColumn="0" w:lastRow="0" w:noHBand="0" w:noVBand="1" w:val="04A0"/>
+      </w:tblPr>
+      <w:tblGrid>
+        <w:gridCol w:w="2160"/>
+        <w:gridCol w:w="2160"/>
+        <w:gridCol w:w="2160"/>
+        <w:gridCol w:w="2160"/>
+      </w:tblGrid>
+      <w:tr>
+        <w:tc>
+          <w:tcPr>
+            <w:tcW w:type="dxa" w:w="2160"/>
+          </w:tcPr>
+          <w:p>
+            <w:r>
+              <w:rPr>
+                <w:b/>
+              </w:rPr>
+              <w:t>구분</w:t>
+            </w:r>
+          </w:p>
+        </w:tc>
+        <w:tc>
+          <w:tcPr>
+            <w:tcW w:type="dxa" w:w="2160"/>
+          </w:tcPr>
+          <w:p>
+            <w:r>
+              <w:rPr>
+                <w:b/>
+              </w:rPr>
+              <w:t>안건명</w:t>
+            </w:r>
+          </w:p>
+        </w:tc>
+        <w:tc>
+          <w:tcPr>
+            <w:tcW w:type="dxa" w:w="2160"/>
+          </w:tcPr>
+          <w:p>
+            <w:r>
+              <w:rPr>
+                <w:b/>
+              </w:rPr>
+              <w:t>제안자</w:t>
+            </w:r>
+          </w:p>
+        </w:tc>
+        <w:tc>
+          <w:tcPr>
+            <w:tcW w:type="dxa" w:w="2160"/>
+          </w:tcPr>
+          <w:p>
+            <w:r>
+              <w:rPr>
+                <w:b/>
+              </w:rPr>
+              <w:t>검토 자료</w:t>
+            </w:r>
+          </w:p>
+        </w:tc>
+      </w:tr>
+      <w:tr>
+        <w:tc>
+          <w:tcPr>
+            <w:tcW w:type="dxa" w:w="2160"/>
+          </w:tcPr>
+          <w:p>
+            <w:r>
+              <w:rPr>
+                <w:b w:val="0"/>
+              </w:rPr>
+              <w:t>정기 안건</w:t>
+            </w:r>
+          </w:p>
+        </w:tc>
+        <w:tc>
+          <w:tcPr>
+            <w:tcW w:type="dxa" w:w="2160"/>
+          </w:tcPr>
+          <w:p>
+            <w:r>
+              <w:rPr>
+                <w:b w:val="0"/>
+              </w:rPr>
+              <w:t>예배·교육 및 교사(리더) 운영</w:t>
+            </w:r>
+          </w:p>
+        </w:tc>
+        <w:tc>
+          <w:tcPr>
+            <w:tcW w:type="dxa" w:w="2160"/>
+          </w:tcPr>
+          <w:p>
+            <w:r>
+              <w:rPr>
+                <w:b w:val="0"/>
+              </w:rPr>
+              <w:t>________</w:t>
             </w:r>
           </w:p>
         </w:tc>
@@ -414,6 +874,73 @@
         </w:tc>
       </w:tr>
       <w:tr>
+        <w:tc>
+          <w:tcPr>
+            <w:tcW w:type="dxa" w:w="2160"/>
+          </w:tcPr>
+          <w:p>
+            <w:r>
+              <w:rPr>
+                <w:b w:val="0"/>
+              </w:rPr>
+              <w:t>정기 안건</w:t>
+            </w:r>
+          </w:p>
+        </w:tc>
+        <w:tc>
+          <w:tcPr>
+            <w:tcW w:type="dxa" w:w="2160"/>
+          </w:tcPr>
+          <w:p>
+            <w:r>
+              <w:rPr>
+                <w:b w:val="0"/>
+              </w:rPr>
+              <w:t>행사 준비 및 안전관리</w:t>
+            </w:r>
+          </w:p>
+        </w:tc>
+        <w:tc>
+          <w:tcPr>
+            <w:tcW w:type="dxa" w:w="2160"/>
+          </w:tcPr>
+          <w:p>
+            <w:r>
+              <w:rPr>
+                <w:b w:val="0"/>
+              </w:rPr>
+              <w:t>________</w:t>
+            </w:r>
+          </w:p>
+        </w:tc>
+        <w:tc>
+          <w:tcPr>
+            <w:tcW w:type="dxa" w:w="2160"/>
+          </w:tcPr>
+          <w:p>
+            <w:r>
+              <w:rPr>
+                <w:b w:val="0"/>
+              </w:rPr>
+              <w:t>________</w:t>
+            </w:r>
+          </w:p>
+        </w:tc>
+      </w:tr>
+      <w:tr>
+        <w:tc>
+          <w:tcPr>
+            <w:tcW w:type="dxa" w:w="2160"/>
+          </w:tcPr>
+          <w:p>
+            <w:r>
+              <w:rPr>
+                <w:b w:val="0"/>
+              </w:rPr>
+              <w:t>추가 안건</w:t>
+            </w:r>
+          </w:p>
+        </w:tc>
         <w:tc>
           <w:tcPr>
             <w:tcW w:type="dxa" w:w="2160"/>
@@ -449,7 +976,138 @@
               <w:rPr>
                 <w:b w:val="0"/>
               </w:rPr>
-              <w:t>□ 완료 □ 진행 중 □ 미진행</w:t>
+              <w:t>________</w:t>
+            </w:r>
+          </w:p>
+        </w:tc>
+      </w:tr>
+    </w:tbl>
+    <w:p/>
+    <w:p>
+      <w:pPr>
+        <w:pStyle w:val="Heading2"/>
+      </w:pPr>
+      <w:r>
+        <w:rPr>
+          <w:b w:val="0"/>
+        </w:rPr>
+        <w:t>2. 논의 요지</w:t>
+      </w:r>
+    </w:p>
+    <w:p>
+      <w:pPr>
+        <w:pStyle w:val="Heading3"/>
+      </w:pPr>
+      <w:r>
+        <w:rPr>
+          <w:b w:val="0"/>
+        </w:rPr>
+        <w:t>가. 월간 사역 점검</w:t>
+      </w:r>
+    </w:p>
+    <w:tbl>
+      <w:tblPr>
+        <w:tblStyle w:val="TableGrid"/>
+        <w:tblW w:type="auto" w:w="0"/>
+        <w:tblLook w:firstColumn="1" w:firstRow="1" w:lastColumn="0" w:lastRow="0" w:noHBand="0" w:noVBand="1" w:val="04A0"/>
+      </w:tblPr>
+      <w:tblGrid>
+        <w:gridCol w:w="2160"/>
+        <w:gridCol w:w="2160"/>
+        <w:gridCol w:w="2160"/>
+        <w:gridCol w:w="2160"/>
+      </w:tblGrid>
+      <w:tr>
+        <w:tc>
+          <w:tcPr>
+            <w:tcW w:type="dxa" w:w="2160"/>
+          </w:tcPr>
+          <w:p>
+            <w:r>
+              <w:rPr>
+                <w:b/>
+              </w:rPr>
+              <w:t>점검 구분</w:t>
+            </w:r>
+          </w:p>
+        </w:tc>
+        <w:tc>
+          <w:tcPr>
+            <w:tcW w:type="dxa" w:w="2160"/>
+          </w:tcPr>
+          <w:p>
+            <w:r>
+              <w:rPr>
+                <w:b/>
+              </w:rPr>
+              <w:t>계획 및 목적</w:t>
+            </w:r>
+          </w:p>
+        </w:tc>
+        <w:tc>
+          <w:tcPr>
+            <w:tcW w:type="dxa" w:w="2160"/>
+          </w:tcPr>
+          <w:p>
+            <w:r>
+              <w:rPr>
+                <w:b/>
+              </w:rPr>
+              <w:t>확인된 결과</w:t>
+            </w:r>
+          </w:p>
+        </w:tc>
+        <w:tc>
+          <w:tcPr>
+            <w:tcW w:type="dxa" w:w="2160"/>
+          </w:tcPr>
+          <w:p>
+            <w:r>
+              <w:rPr>
+                <w:b/>
+              </w:rPr>
+              <w:t>보완할 사항</w:t>
+            </w:r>
+          </w:p>
+        </w:tc>
+      </w:tr>
+      <w:tr>
+        <w:tc>
+          <w:tcPr>
+            <w:tcW w:type="dxa" w:w="2160"/>
+          </w:tcPr>
+          <w:p>
+            <w:r>
+              <w:rPr>
+                <w:b w:val="0"/>
+              </w:rPr>
+              <w:t>신앙적 목적</w:t>
+            </w:r>
+          </w:p>
+        </w:tc>
+        <w:tc>
+          <w:tcPr>
+            <w:tcW w:type="dxa" w:w="2160"/>
+          </w:tcPr>
+          <w:p>
+            <w:r>
+              <w:rPr>
+                <w:b w:val="0"/>
+              </w:rPr>
+              <w:t>예배·말씀·기도·공동체 양육의 지향: ________</w:t>
+            </w:r>
+          </w:p>
+        </w:tc>
+        <w:tc>
+          <w:tcPr>
+            <w:tcW w:type="dxa" w:w="2160"/>
+          </w:tcPr>
+          <w:p>
+            <w:r>
+              <w:rPr>
+                <w:b w:val="0"/>
+              </w:rPr>
+              <w:t>관찰 및 나눔 내용: ________</w:t>
             </w:r>
           </w:p>
         </w:tc>
@@ -477,7 +1135,33 @@
               <w:rPr>
                 <w:b w:val="0"/>
               </w:rPr>
-              <w:t>________</w:t>
+              <w:t>확인 가능한 결과</w:t>
+            </w:r>
+          </w:p>
+        </w:tc>
+        <w:tc>
+          <w:tcPr>
+            <w:tcW w:type="dxa" w:w="2160"/>
+          </w:tcPr>
+          <w:p>
+            <w:r>
+              <w:rPr>
+                <w:b w:val="0"/>
+              </w:rPr>
+              <w:t>출석·교육 실시·참여 등 목표: ________</w:t>
+            </w:r>
+          </w:p>
+        </w:tc>
+        <w:tc>
+          <w:tcPr>
+            <w:tcW w:type="dxa" w:w="2160"/>
+          </w:tcPr>
+          <w:p>
+            <w:r>
+              <w:rPr>
+                <w:b w:val="0"/>
+              </w:rPr>
+              <w:t>집계 기간: ________ / 실적: ________</w:t>
             </w:r>
           </w:p>
         </w:tc>
@@ -494,6 +1178,8 @@
             </w:r>
           </w:p>
         </w:tc>
+      </w:tr>
+      <w:tr>
         <w:tc>
           <w:tcPr>
             <w:tcW w:type="dxa" w:w="2160"/>
@@ -503,7 +1189,33 @@
               <w:rPr>
                 <w:b w:val="0"/>
               </w:rPr>
-              <w:t>□ 완료 □ 진행 중 □ 미진행</w:t>
+              <w:t>교사(리더) 운영</w:t>
+            </w:r>
+          </w:p>
+        </w:tc>
+        <w:tc>
+          <w:tcPr>
+            <w:tcW w:type="dxa" w:w="2160"/>
+          </w:tcPr>
+          <w:p>
+            <w:r>
+              <w:rPr>
+                <w:b w:val="0"/>
+              </w:rPr>
+              <w:t>역할·교육·협력 계획: ________</w:t>
+            </w:r>
+          </w:p>
+        </w:tc>
+        <w:tc>
+          <w:tcPr>
+            <w:tcW w:type="dxa" w:w="2160"/>
+          </w:tcPr>
+          <w:p>
+            <w:r>
+              <w:rPr>
+                <w:b w:val="0"/>
+              </w:rPr>
+              <w:t>실시 및 참여 현황: ________</w:t>
             </w:r>
           </w:p>
         </w:tc>
@@ -525,13 +1237,13 @@
     <w:p/>
     <w:p>
       <w:pPr>
-        <w:pStyle w:val="Heading2"/>
+        <w:pStyle w:val="Heading3"/>
       </w:pPr>
       <w:r>
         <w:rPr>
           <w:b w:val="0"/>
         </w:rPr>
-        <w:t>안건별 논의 및 결정</w:t>
+        <w:t>나. 안건별 논의 및 결정 기록</w:t>
       </w:r>
     </w:p>
     <w:tbl>
@@ -570,7 +1282,7 @@
               <w:rPr>
                 <w:b/>
               </w:rPr>
-              <w:t>논의</w:t>
+              <w:t>논의 요지</w:t>
             </w:r>
           </w:p>
         </w:tc>
@@ -583,7 +1295,7 @@
               <w:rPr>
                 <w:b/>
               </w:rPr>
-              <w:t>결정</w:t>
+              <w:t>결정 내용</w:t>
             </w:r>
           </w:p>
         </w:tc>
@@ -886,35 +1598,13 @@
     <w:p/>
     <w:p>
       <w:pPr>
-        <w:pStyle w:val="Heading2"/>
+        <w:pStyle w:val="Heading3"/>
       </w:pPr>
       <w:r>
         <w:rPr>
           <w:b w:val="0"/>
         </w:rPr>
-        <w:t>행사 준비 점검</w:t>
-      </w:r>
-    </w:p>
-    <w:p>
-      <w:pPr>
-        <w:pStyle w:val="ListBullet"/>
-      </w:pPr>
-      <w:r>
-        <w:rPr>
-          <w:b w:val="0"/>
-        </w:rPr>
-        <w:t>행사명 : ________</w:t>
-      </w:r>
-    </w:p>
-    <w:p>
-      <w:pPr>
-        <w:pStyle w:val="ListBullet"/>
-      </w:pPr>
-      <w:r>
-        <w:rPr>
-          <w:b w:val="0"/>
-        </w:rPr>
-        <w:t>행사 일시·장소 : ________</w:t>
+        <w:t>다. 행사 준비 점검</w:t>
       </w:r>
     </w:p>
     <w:tbl>
@@ -939,7 +1629,7 @@
               <w:rPr>
                 <w:b/>
               </w:rPr>
-              <w:t>점검 항목</w:t>
+              <w:t>행사명</w:t>
             </w:r>
           </w:p>
         </w:tc>
@@ -952,7 +1642,871 @@
               <w:rPr>
                 <w:b/>
               </w:rPr>
-              <w:t>준비 상황 및 남은 일</w:t>
+              <w:t>행사 일시</w:t>
+            </w:r>
+          </w:p>
+        </w:tc>
+        <w:tc>
+          <w:tcPr>
+            <w:tcW w:type="dxa" w:w="2160"/>
+          </w:tcPr>
+          <w:p>
+            <w:r>
+              <w:rPr>
+                <w:b/>
+              </w:rPr>
+              <w:t>장소</w:t>
+            </w:r>
+          </w:p>
+        </w:tc>
+        <w:tc>
+          <w:tcPr>
+            <w:tcW w:type="dxa" w:w="2160"/>
+          </w:tcPr>
+          <w:p>
+            <w:r>
+              <w:rPr>
+                <w:b/>
+              </w:rPr>
+              <w:t>총괄 담당</w:t>
+            </w:r>
+          </w:p>
+        </w:tc>
+      </w:tr>
+      <w:tr>
+        <w:tc>
+          <w:tcPr>
+            <w:tcW w:type="dxa" w:w="2160"/>
+          </w:tcPr>
+          <w:p>
+            <w:r>
+              <w:rPr>
+                <w:b w:val="0"/>
+              </w:rPr>
+              <w:t>________</w:t>
+            </w:r>
+          </w:p>
+        </w:tc>
+        <w:tc>
+          <w:tcPr>
+            <w:tcW w:type="dxa" w:w="2160"/>
+          </w:tcPr>
+          <w:p>
+            <w:r>
+              <w:rPr>
+                <w:b w:val="0"/>
+              </w:rPr>
+              <w:t>________</w:t>
+            </w:r>
+          </w:p>
+        </w:tc>
+        <w:tc>
+          <w:tcPr>
+            <w:tcW w:type="dxa" w:w="2160"/>
+          </w:tcPr>
+          <w:p>
+            <w:r>
+              <w:rPr>
+                <w:b w:val="0"/>
+              </w:rPr>
+              <w:t>________</w:t>
+            </w:r>
+          </w:p>
+        </w:tc>
+        <w:tc>
+          <w:tcPr>
+            <w:tcW w:type="dxa" w:w="2160"/>
+          </w:tcPr>
+          <w:p>
+            <w:r>
+              <w:rPr>
+                <w:b w:val="0"/>
+              </w:rPr>
+              <w:t>________</w:t>
+            </w:r>
+          </w:p>
+        </w:tc>
+      </w:tr>
+    </w:tbl>
+    <w:p/>
+    <w:tbl>
+      <w:tblPr>
+        <w:tblStyle w:val="TableGrid"/>
+        <w:tblW w:type="auto" w:w="0"/>
+        <w:tblLook w:firstColumn="1" w:firstRow="1" w:lastColumn="0" w:lastRow="0" w:noHBand="0" w:noVBand="1" w:val="04A0"/>
+      </w:tblPr>
+      <w:tblGrid>
+        <w:gridCol w:w="1440"/>
+        <w:gridCol w:w="1440"/>
+        <w:gridCol w:w="1440"/>
+        <w:gridCol w:w="1440"/>
+        <w:gridCol w:w="1440"/>
+        <w:gridCol w:w="1440"/>
+      </w:tblGrid>
+      <w:tr>
+        <w:tc>
+          <w:tcPr>
+            <w:tcW w:type="dxa" w:w="1440"/>
+          </w:tcPr>
+          <w:p>
+            <w:r>
+              <w:rPr>
+                <w:b/>
+              </w:rPr>
+              <w:t>점검 항목</w:t>
+            </w:r>
+          </w:p>
+        </w:tc>
+        <w:tc>
+          <w:tcPr>
+            <w:tcW w:type="dxa" w:w="1440"/>
+          </w:tcPr>
+          <w:p>
+            <w:r>
+              <w:rPr>
+                <w:b/>
+              </w:rPr>
+              <w:t>준비 현황(완료·진행·미착수·해당 없음)</w:t>
+            </w:r>
+          </w:p>
+        </w:tc>
+        <w:tc>
+          <w:tcPr>
+            <w:tcW w:type="dxa" w:w="1440"/>
+          </w:tcPr>
+          <w:p>
+            <w:r>
+              <w:rPr>
+                <w:b/>
+              </w:rPr>
+              <w:t>보완 및 조치 내용</w:t>
+            </w:r>
+          </w:p>
+        </w:tc>
+        <w:tc>
+          <w:tcPr>
+            <w:tcW w:type="dxa" w:w="1440"/>
+          </w:tcPr>
+          <w:p>
+            <w:r>
+              <w:rPr>
+                <w:b/>
+              </w:rPr>
+              <w:t>담당</w:t>
+            </w:r>
+          </w:p>
+        </w:tc>
+        <w:tc>
+          <w:tcPr>
+            <w:tcW w:type="dxa" w:w="1440"/>
+          </w:tcPr>
+          <w:p>
+            <w:r>
+              <w:rPr>
+                <w:b/>
+              </w:rPr>
+              <w:t>완료 기한</w:t>
+            </w:r>
+          </w:p>
+        </w:tc>
+        <w:tc>
+          <w:tcPr>
+            <w:tcW w:type="dxa" w:w="1440"/>
+          </w:tcPr>
+          <w:p>
+            <w:r>
+              <w:rPr>
+                <w:b/>
+              </w:rPr>
+              <w:t>확인</w:t>
+            </w:r>
+          </w:p>
+        </w:tc>
+      </w:tr>
+      <w:tr>
+        <w:tc>
+          <w:tcPr>
+            <w:tcW w:type="dxa" w:w="1440"/>
+          </w:tcPr>
+          <w:p>
+            <w:r>
+              <w:rPr>
+                <w:b w:val="0"/>
+              </w:rPr>
+              <w:t>행사 계획 및 내부 승인</w:t>
+            </w:r>
+          </w:p>
+        </w:tc>
+        <w:tc>
+          <w:tcPr>
+            <w:tcW w:type="dxa" w:w="1440"/>
+          </w:tcPr>
+          <w:p>
+            <w:r>
+              <w:rPr>
+                <w:b w:val="0"/>
+              </w:rPr>
+              <w:t>________</w:t>
+            </w:r>
+          </w:p>
+        </w:tc>
+        <w:tc>
+          <w:tcPr>
+            <w:tcW w:type="dxa" w:w="1440"/>
+          </w:tcPr>
+          <w:p>
+            <w:r>
+              <w:rPr>
+                <w:b w:val="0"/>
+              </w:rPr>
+              <w:t>________</w:t>
+            </w:r>
+          </w:p>
+        </w:tc>
+        <w:tc>
+          <w:tcPr>
+            <w:tcW w:type="dxa" w:w="1440"/>
+          </w:tcPr>
+          <w:p>
+            <w:r>
+              <w:rPr>
+                <w:b w:val="0"/>
+              </w:rPr>
+              <w:t>________</w:t>
+            </w:r>
+          </w:p>
+        </w:tc>
+        <w:tc>
+          <w:tcPr>
+            <w:tcW w:type="dxa" w:w="1440"/>
+          </w:tcPr>
+          <w:p>
+            <w:r>
+              <w:rPr>
+                <w:b w:val="0"/>
+              </w:rPr>
+              <w:t>________</w:t>
+            </w:r>
+          </w:p>
+        </w:tc>
+        <w:tc>
+          <w:tcPr>
+            <w:tcW w:type="dxa" w:w="1440"/>
+          </w:tcPr>
+          <w:p>
+            <w:r>
+              <w:rPr>
+                <w:b w:val="0"/>
+              </w:rPr>
+              <w:t>________</w:t>
+            </w:r>
+          </w:p>
+        </w:tc>
+      </w:tr>
+      <w:tr>
+        <w:tc>
+          <w:tcPr>
+            <w:tcW w:type="dxa" w:w="1440"/>
+          </w:tcPr>
+          <w:p>
+            <w:r>
+              <w:rPr>
+                <w:b w:val="0"/>
+              </w:rPr>
+              <w:t>예배·교육 내용 및 진행 순서</w:t>
+            </w:r>
+          </w:p>
+        </w:tc>
+        <w:tc>
+          <w:tcPr>
+            <w:tcW w:type="dxa" w:w="1440"/>
+          </w:tcPr>
+          <w:p>
+            <w:r>
+              <w:rPr>
+                <w:b w:val="0"/>
+              </w:rPr>
+              <w:t>________</w:t>
+            </w:r>
+          </w:p>
+        </w:tc>
+        <w:tc>
+          <w:tcPr>
+            <w:tcW w:type="dxa" w:w="1440"/>
+          </w:tcPr>
+          <w:p>
+            <w:r>
+              <w:rPr>
+                <w:b w:val="0"/>
+              </w:rPr>
+              <w:t>________</w:t>
+            </w:r>
+          </w:p>
+        </w:tc>
+        <w:tc>
+          <w:tcPr>
+            <w:tcW w:type="dxa" w:w="1440"/>
+          </w:tcPr>
+          <w:p>
+            <w:r>
+              <w:rPr>
+                <w:b w:val="0"/>
+              </w:rPr>
+              <w:t>________</w:t>
+            </w:r>
+          </w:p>
+        </w:tc>
+        <w:tc>
+          <w:tcPr>
+            <w:tcW w:type="dxa" w:w="1440"/>
+          </w:tcPr>
+          <w:p>
+            <w:r>
+              <w:rPr>
+                <w:b w:val="0"/>
+              </w:rPr>
+              <w:t>________</w:t>
+            </w:r>
+          </w:p>
+        </w:tc>
+        <w:tc>
+          <w:tcPr>
+            <w:tcW w:type="dxa" w:w="1440"/>
+          </w:tcPr>
+          <w:p>
+            <w:r>
+              <w:rPr>
+                <w:b w:val="0"/>
+              </w:rPr>
+              <w:t>________</w:t>
+            </w:r>
+          </w:p>
+        </w:tc>
+      </w:tr>
+      <w:tr>
+        <w:tc>
+          <w:tcPr>
+            <w:tcW w:type="dxa" w:w="1440"/>
+          </w:tcPr>
+          <w:p>
+            <w:r>
+              <w:rPr>
+                <w:b w:val="0"/>
+              </w:rPr>
+              <w:t>교사(리더) 배치 및 역할 안내</w:t>
+            </w:r>
+          </w:p>
+        </w:tc>
+        <w:tc>
+          <w:tcPr>
+            <w:tcW w:type="dxa" w:w="1440"/>
+          </w:tcPr>
+          <w:p>
+            <w:r>
+              <w:rPr>
+                <w:b w:val="0"/>
+              </w:rPr>
+              <w:t>________</w:t>
+            </w:r>
+          </w:p>
+        </w:tc>
+        <w:tc>
+          <w:tcPr>
+            <w:tcW w:type="dxa" w:w="1440"/>
+          </w:tcPr>
+          <w:p>
+            <w:r>
+              <w:rPr>
+                <w:b w:val="0"/>
+              </w:rPr>
+              <w:t>________</w:t>
+            </w:r>
+          </w:p>
+        </w:tc>
+        <w:tc>
+          <w:tcPr>
+            <w:tcW w:type="dxa" w:w="1440"/>
+          </w:tcPr>
+          <w:p>
+            <w:r>
+              <w:rPr>
+                <w:b w:val="0"/>
+              </w:rPr>
+              <w:t>________</w:t>
+            </w:r>
+          </w:p>
+        </w:tc>
+        <w:tc>
+          <w:tcPr>
+            <w:tcW w:type="dxa" w:w="1440"/>
+          </w:tcPr>
+          <w:p>
+            <w:r>
+              <w:rPr>
+                <w:b w:val="0"/>
+              </w:rPr>
+              <w:t>________</w:t>
+            </w:r>
+          </w:p>
+        </w:tc>
+        <w:tc>
+          <w:tcPr>
+            <w:tcW w:type="dxa" w:w="1440"/>
+          </w:tcPr>
+          <w:p>
+            <w:r>
+              <w:rPr>
+                <w:b w:val="0"/>
+              </w:rPr>
+              <w:t>________</w:t>
+            </w:r>
+          </w:p>
+        </w:tc>
+      </w:tr>
+      <w:tr>
+        <w:tc>
+          <w:tcPr>
+            <w:tcW w:type="dxa" w:w="1440"/>
+          </w:tcPr>
+          <w:p>
+            <w:r>
+              <w:rPr>
+                <w:b w:val="0"/>
+              </w:rPr>
+              <w:t>장소·시설·물품 준비</w:t>
+            </w:r>
+          </w:p>
+        </w:tc>
+        <w:tc>
+          <w:tcPr>
+            <w:tcW w:type="dxa" w:w="1440"/>
+          </w:tcPr>
+          <w:p>
+            <w:r>
+              <w:rPr>
+                <w:b w:val="0"/>
+              </w:rPr>
+              <w:t>________</w:t>
+            </w:r>
+          </w:p>
+        </w:tc>
+        <w:tc>
+          <w:tcPr>
+            <w:tcW w:type="dxa" w:w="1440"/>
+          </w:tcPr>
+          <w:p>
+            <w:r>
+              <w:rPr>
+                <w:b w:val="0"/>
+              </w:rPr>
+              <w:t>________</w:t>
+            </w:r>
+          </w:p>
+        </w:tc>
+        <w:tc>
+          <w:tcPr>
+            <w:tcW w:type="dxa" w:w="1440"/>
+          </w:tcPr>
+          <w:p>
+            <w:r>
+              <w:rPr>
+                <w:b w:val="0"/>
+              </w:rPr>
+              <w:t>________</w:t>
+            </w:r>
+          </w:p>
+        </w:tc>
+        <w:tc>
+          <w:tcPr>
+            <w:tcW w:type="dxa" w:w="1440"/>
+          </w:tcPr>
+          <w:p>
+            <w:r>
+              <w:rPr>
+                <w:b w:val="0"/>
+              </w:rPr>
+              <w:t>________</w:t>
+            </w:r>
+          </w:p>
+        </w:tc>
+        <w:tc>
+          <w:tcPr>
+            <w:tcW w:type="dxa" w:w="1440"/>
+          </w:tcPr>
+          <w:p>
+            <w:r>
+              <w:rPr>
+                <w:b w:val="0"/>
+              </w:rPr>
+              <w:t>________</w:t>
+            </w:r>
+          </w:p>
+        </w:tc>
+      </w:tr>
+      <w:tr>
+        <w:tc>
+          <w:tcPr>
+            <w:tcW w:type="dxa" w:w="1440"/>
+          </w:tcPr>
+          <w:p>
+            <w:r>
+              <w:rPr>
+                <w:b w:val="0"/>
+              </w:rPr>
+              <w:t>참가 안내 및 신청 확인</w:t>
+            </w:r>
+          </w:p>
+        </w:tc>
+        <w:tc>
+          <w:tcPr>
+            <w:tcW w:type="dxa" w:w="1440"/>
+          </w:tcPr>
+          <w:p>
+            <w:r>
+              <w:rPr>
+                <w:b w:val="0"/>
+              </w:rPr>
+              <w:t>________</w:t>
+            </w:r>
+          </w:p>
+        </w:tc>
+        <w:tc>
+          <w:tcPr>
+            <w:tcW w:type="dxa" w:w="1440"/>
+          </w:tcPr>
+          <w:p>
+            <w:r>
+              <w:rPr>
+                <w:b w:val="0"/>
+              </w:rPr>
+              <w:t>________</w:t>
+            </w:r>
+          </w:p>
+        </w:tc>
+        <w:tc>
+          <w:tcPr>
+            <w:tcW w:type="dxa" w:w="1440"/>
+          </w:tcPr>
+          <w:p>
+            <w:r>
+              <w:rPr>
+                <w:b w:val="0"/>
+              </w:rPr>
+              <w:t>________</w:t>
+            </w:r>
+          </w:p>
+        </w:tc>
+        <w:tc>
+          <w:tcPr>
+            <w:tcW w:type="dxa" w:w="1440"/>
+          </w:tcPr>
+          <w:p>
+            <w:r>
+              <w:rPr>
+                <w:b w:val="0"/>
+              </w:rPr>
+              <w:t>________</w:t>
+            </w:r>
+          </w:p>
+        </w:tc>
+        <w:tc>
+          <w:tcPr>
+            <w:tcW w:type="dxa" w:w="1440"/>
+          </w:tcPr>
+          <w:p>
+            <w:r>
+              <w:rPr>
+                <w:b w:val="0"/>
+              </w:rPr>
+              <w:t>________</w:t>
+            </w:r>
+          </w:p>
+        </w:tc>
+      </w:tr>
+      <w:tr>
+        <w:tc>
+          <w:tcPr>
+            <w:tcW w:type="dxa" w:w="1440"/>
+          </w:tcPr>
+          <w:p>
+            <w:r>
+              <w:rPr>
+                <w:b w:val="0"/>
+              </w:rPr>
+              <w:t>이동·인솔·귀가 확인 절차</w:t>
+            </w:r>
+          </w:p>
+        </w:tc>
+        <w:tc>
+          <w:tcPr>
+            <w:tcW w:type="dxa" w:w="1440"/>
+          </w:tcPr>
+          <w:p>
+            <w:r>
+              <w:rPr>
+                <w:b w:val="0"/>
+              </w:rPr>
+              <w:t>________</w:t>
+            </w:r>
+          </w:p>
+        </w:tc>
+        <w:tc>
+          <w:tcPr>
+            <w:tcW w:type="dxa" w:w="1440"/>
+          </w:tcPr>
+          <w:p>
+            <w:r>
+              <w:rPr>
+                <w:b w:val="0"/>
+              </w:rPr>
+              <w:t>________</w:t>
+            </w:r>
+          </w:p>
+        </w:tc>
+        <w:tc>
+          <w:tcPr>
+            <w:tcW w:type="dxa" w:w="1440"/>
+          </w:tcPr>
+          <w:p>
+            <w:r>
+              <w:rPr>
+                <w:b w:val="0"/>
+              </w:rPr>
+              <w:t>________</w:t>
+            </w:r>
+          </w:p>
+        </w:tc>
+        <w:tc>
+          <w:tcPr>
+            <w:tcW w:type="dxa" w:w="1440"/>
+          </w:tcPr>
+          <w:p>
+            <w:r>
+              <w:rPr>
+                <w:b w:val="0"/>
+              </w:rPr>
+              <w:t>________</w:t>
+            </w:r>
+          </w:p>
+        </w:tc>
+        <w:tc>
+          <w:tcPr>
+            <w:tcW w:type="dxa" w:w="1440"/>
+          </w:tcPr>
+          <w:p>
+            <w:r>
+              <w:rPr>
+                <w:b w:val="0"/>
+              </w:rPr>
+              <w:t>________</w:t>
+            </w:r>
+          </w:p>
+        </w:tc>
+      </w:tr>
+      <w:tr>
+        <w:tc>
+          <w:tcPr>
+            <w:tcW w:type="dxa" w:w="1440"/>
+          </w:tcPr>
+          <w:p>
+            <w:r>
+              <w:rPr>
+                <w:b w:val="0"/>
+              </w:rPr>
+              <w:t>안전점검·비상 대응 및 연락체계</w:t>
+            </w:r>
+          </w:p>
+        </w:tc>
+        <w:tc>
+          <w:tcPr>
+            <w:tcW w:type="dxa" w:w="1440"/>
+          </w:tcPr>
+          <w:p>
+            <w:r>
+              <w:rPr>
+                <w:b w:val="0"/>
+              </w:rPr>
+              <w:t>________</w:t>
+            </w:r>
+          </w:p>
+        </w:tc>
+        <w:tc>
+          <w:tcPr>
+            <w:tcW w:type="dxa" w:w="1440"/>
+          </w:tcPr>
+          <w:p>
+            <w:r>
+              <w:rPr>
+                <w:b w:val="0"/>
+              </w:rPr>
+              <w:t>________</w:t>
+            </w:r>
+          </w:p>
+        </w:tc>
+        <w:tc>
+          <w:tcPr>
+            <w:tcW w:type="dxa" w:w="1440"/>
+          </w:tcPr>
+          <w:p>
+            <w:r>
+              <w:rPr>
+                <w:b w:val="0"/>
+              </w:rPr>
+              <w:t>________</w:t>
+            </w:r>
+          </w:p>
+        </w:tc>
+        <w:tc>
+          <w:tcPr>
+            <w:tcW w:type="dxa" w:w="1440"/>
+          </w:tcPr>
+          <w:p>
+            <w:r>
+              <w:rPr>
+                <w:b w:val="0"/>
+              </w:rPr>
+              <w:t>________</w:t>
+            </w:r>
+          </w:p>
+        </w:tc>
+        <w:tc>
+          <w:tcPr>
+            <w:tcW w:type="dxa" w:w="1440"/>
+          </w:tcPr>
+          <w:p>
+            <w:r>
+              <w:rPr>
+                <w:b w:val="0"/>
+              </w:rPr>
+              <w:t>________</w:t>
+            </w:r>
+          </w:p>
+        </w:tc>
+      </w:tr>
+      <w:tr>
+        <w:tc>
+          <w:tcPr>
+            <w:tcW w:type="dxa" w:w="1440"/>
+          </w:tcPr>
+          <w:p>
+            <w:r>
+              <w:rPr>
+                <w:b w:val="0"/>
+              </w:rPr>
+              <w:t>예산 사전 승인·증빙·정산 준비</w:t>
+            </w:r>
+          </w:p>
+        </w:tc>
+        <w:tc>
+          <w:tcPr>
+            <w:tcW w:type="dxa" w:w="1440"/>
+          </w:tcPr>
+          <w:p>
+            <w:r>
+              <w:rPr>
+                <w:b w:val="0"/>
+              </w:rPr>
+              <w:t>________</w:t>
+            </w:r>
+          </w:p>
+        </w:tc>
+        <w:tc>
+          <w:tcPr>
+            <w:tcW w:type="dxa" w:w="1440"/>
+          </w:tcPr>
+          <w:p>
+            <w:r>
+              <w:rPr>
+                <w:b w:val="0"/>
+              </w:rPr>
+              <w:t>________</w:t>
+            </w:r>
+          </w:p>
+        </w:tc>
+        <w:tc>
+          <w:tcPr>
+            <w:tcW w:type="dxa" w:w="1440"/>
+          </w:tcPr>
+          <w:p>
+            <w:r>
+              <w:rPr>
+                <w:b w:val="0"/>
+              </w:rPr>
+              <w:t>________</w:t>
+            </w:r>
+          </w:p>
+        </w:tc>
+        <w:tc>
+          <w:tcPr>
+            <w:tcW w:type="dxa" w:w="1440"/>
+          </w:tcPr>
+          <w:p>
+            <w:r>
+              <w:rPr>
+                <w:b w:val="0"/>
+              </w:rPr>
+              <w:t>________</w:t>
+            </w:r>
+          </w:p>
+        </w:tc>
+        <w:tc>
+          <w:tcPr>
+            <w:tcW w:type="dxa" w:w="1440"/>
+          </w:tcPr>
+          <w:p>
+            <w:r>
+              <w:rPr>
+                <w:b w:val="0"/>
+              </w:rPr>
+              <w:t>________</w:t>
+            </w:r>
+          </w:p>
+        </w:tc>
+      </w:tr>
+    </w:tbl>
+    <w:p/>
+    <w:p>
+      <w:r>
+        <w:rPr>
+          <w:b w:val="0"/>
+        </w:rPr>
+        <w:t>※ 지출이 필요한 사항은 별도 내부 승인 문서로 처리합니다. 거래별 기록과 영수증을 연결하고, 집행자 외 확인자를 둡니다. 현금은 두 사람이 함께 계수·서명하며 개인 계좌와 혼용하지 않습니다. 집행 결과는 월별·행사별로 보고합니다.</w:t>
+      </w:r>
+    </w:p>
+    <w:p>
+      <w:pPr>
+        <w:pStyle w:val="Heading2"/>
+      </w:pPr>
+      <w:r>
+        <w:rPr>
+          <w:b w:val="0"/>
+        </w:rPr>
+        <w:t>3. 결정사항</w:t>
+      </w:r>
+    </w:p>
+    <w:tbl>
+      <w:tblPr>
+        <w:tblStyle w:val="TableGrid"/>
+        <w:tblW w:type="auto" w:w="0"/>
+        <w:tblLook w:firstColumn="1" w:firstRow="1" w:lastColumn="0" w:lastRow="0" w:noHBand="0" w:noVBand="1" w:val="04A0"/>
+      </w:tblPr>
+      <w:tblGrid>
+        <w:gridCol w:w="2160"/>
+        <w:gridCol w:w="2160"/>
+        <w:gridCol w:w="2160"/>
+        <w:gridCol w:w="2160"/>
+      </w:tblGrid>
+      <w:tr>
+        <w:tc>
+          <w:tcPr>
+            <w:tcW w:type="dxa" w:w="2160"/>
+          </w:tcPr>
+          <w:p>
+            <w:r>
+              <w:rPr>
+                <w:b/>
+              </w:rPr>
+              <w:t>결정</w:t>
             </w:r>
           </w:p>
         </w:tc>
@@ -978,7 +2532,20 @@
               <w:rPr>
                 <w:b/>
               </w:rPr>
-              <w:t>완료 기한</w:t>
+              <w:t>기한</w:t>
+            </w:r>
+          </w:p>
+        </w:tc>
+        <w:tc>
+          <w:tcPr>
+            <w:tcW w:type="dxa" w:w="2160"/>
+          </w:tcPr>
+          <w:p>
+            <w:r>
+              <w:rPr>
+                <w:b/>
+              </w:rPr>
+              <w:t>완료 확인 방법</w:t>
             </w:r>
           </w:p>
         </w:tc>
@@ -993,7 +2560,7 @@
               <w:rPr>
                 <w:b w:val="0"/>
               </w:rPr>
-              <w:t>예배·말씀·기도</w:t>
+              <w:t>________</w:t>
             </w:r>
           </w:p>
         </w:tc>
@@ -1047,7 +2614,7 @@
               <w:rPr>
                 <w:b w:val="0"/>
               </w:rPr>
-              <w:t>프로그램·진행 역할</w:t>
+              <w:t>________</w:t>
             </w:r>
           </w:p>
         </w:tc>
@@ -1101,169 +2668,7 @@
               <w:rPr>
                 <w:b w:val="0"/>
               </w:rPr>
-              <w:t>참석 확인·가정 안내</w:t>
-            </w:r>
-          </w:p>
-        </w:tc>
-        <w:tc>
-          <w:tcPr>
-            <w:tcW w:type="dxa" w:w="2160"/>
-          </w:tcPr>
-          <w:p>
-            <w:r>
-              <w:rPr>
-                <w:b w:val="0"/>
-              </w:rPr>
               <w:t>________</w:t>
-            </w:r>
-          </w:p>
-        </w:tc>
-        <w:tc>
-          <w:tcPr>
-            <w:tcW w:type="dxa" w:w="2160"/>
-          </w:tcPr>
-          <w:p>
-            <w:r>
-              <w:rPr>
-                <w:b w:val="0"/>
-              </w:rPr>
-              <w:t>________</w:t>
-            </w:r>
-          </w:p>
-        </w:tc>
-        <w:tc>
-          <w:tcPr>
-            <w:tcW w:type="dxa" w:w="2160"/>
-          </w:tcPr>
-          <w:p>
-            <w:r>
-              <w:rPr>
-                <w:b w:val="0"/>
-              </w:rPr>
-              <w:t>________</w:t>
-            </w:r>
-          </w:p>
-        </w:tc>
-      </w:tr>
-      <w:tr>
-        <w:tc>
-          <w:tcPr>
-            <w:tcW w:type="dxa" w:w="2160"/>
-          </w:tcPr>
-          <w:p>
-            <w:r>
-              <w:rPr>
-                <w:b w:val="0"/>
-              </w:rPr>
-              <w:t>장소·이동·안전</w:t>
-            </w:r>
-          </w:p>
-        </w:tc>
-        <w:tc>
-          <w:tcPr>
-            <w:tcW w:type="dxa" w:w="2160"/>
-          </w:tcPr>
-          <w:p>
-            <w:r>
-              <w:rPr>
-                <w:b w:val="0"/>
-              </w:rPr>
-              <w:t>________</w:t>
-            </w:r>
-          </w:p>
-        </w:tc>
-        <w:tc>
-          <w:tcPr>
-            <w:tcW w:type="dxa" w:w="2160"/>
-          </w:tcPr>
-          <w:p>
-            <w:r>
-              <w:rPr>
-                <w:b w:val="0"/>
-              </w:rPr>
-              <w:t>________</w:t>
-            </w:r>
-          </w:p>
-        </w:tc>
-        <w:tc>
-          <w:tcPr>
-            <w:tcW w:type="dxa" w:w="2160"/>
-          </w:tcPr>
-          <w:p>
-            <w:r>
-              <w:rPr>
-                <w:b w:val="0"/>
-              </w:rPr>
-              <w:t>________</w:t>
-            </w:r>
-          </w:p>
-        </w:tc>
-      </w:tr>
-      <w:tr>
-        <w:tc>
-          <w:tcPr>
-            <w:tcW w:type="dxa" w:w="2160"/>
-          </w:tcPr>
-          <w:p>
-            <w:r>
-              <w:rPr>
-                <w:b w:val="0"/>
-              </w:rPr>
-              <w:t>준비물·간식·식사</w:t>
-            </w:r>
-          </w:p>
-        </w:tc>
-        <w:tc>
-          <w:tcPr>
-            <w:tcW w:type="dxa" w:w="2160"/>
-          </w:tcPr>
-          <w:p>
-            <w:r>
-              <w:rPr>
-                <w:b w:val="0"/>
-              </w:rPr>
-              <w:t>________</w:t>
-            </w:r>
-          </w:p>
-        </w:tc>
-        <w:tc>
-          <w:tcPr>
-            <w:tcW w:type="dxa" w:w="2160"/>
-          </w:tcPr>
-          <w:p>
-            <w:r>
-              <w:rPr>
-                <w:b w:val="0"/>
-              </w:rPr>
-              <w:t>________</w:t>
-            </w:r>
-          </w:p>
-        </w:tc>
-        <w:tc>
-          <w:tcPr>
-            <w:tcW w:type="dxa" w:w="2160"/>
-          </w:tcPr>
-          <w:p>
-            <w:r>
-              <w:rPr>
-                <w:b w:val="0"/>
-              </w:rPr>
-              <w:t>________</w:t>
-            </w:r>
-          </w:p>
-        </w:tc>
-      </w:tr>
-      <w:tr>
-        <w:tc>
-          <w:tcPr>
-            <w:tcW w:type="dxa" w:w="2160"/>
-          </w:tcPr>
-          <w:p>
-            <w:r>
-              <w:rPr>
-                <w:b w:val="0"/>
-              </w:rPr>
-              <w:t>예산·구입</w:t>
             </w:r>
           </w:p>
         </w:tc>
@@ -1317,7 +2722,274 @@
         <w:rPr>
           <w:b w:val="0"/>
         </w:rPr>
-        <w:t>다음 회의</w:t>
+        <w:t>4. 미결사항</w:t>
+      </w:r>
+    </w:p>
+    <w:tbl>
+      <w:tblPr>
+        <w:tblStyle w:val="TableGrid"/>
+        <w:tblW w:type="auto" w:w="0"/>
+        <w:tblLook w:firstColumn="1" w:firstRow="1" w:lastColumn="0" w:lastRow="0" w:noHBand="0" w:noVBand="1" w:val="04A0"/>
+      </w:tblPr>
+      <w:tblGrid>
+        <w:gridCol w:w="1440"/>
+        <w:gridCol w:w="1440"/>
+        <w:gridCol w:w="1440"/>
+        <w:gridCol w:w="1440"/>
+        <w:gridCol w:w="1440"/>
+        <w:gridCol w:w="1440"/>
+      </w:tblGrid>
+      <w:tr>
+        <w:tc>
+          <w:tcPr>
+            <w:tcW w:type="dxa" w:w="1440"/>
+          </w:tcPr>
+          <w:p>
+            <w:r>
+              <w:rPr>
+                <w:b/>
+              </w:rPr>
+              <w:t>미결 안건</w:t>
+            </w:r>
+          </w:p>
+        </w:tc>
+        <w:tc>
+          <w:tcPr>
+            <w:tcW w:type="dxa" w:w="1440"/>
+          </w:tcPr>
+          <w:p>
+            <w:r>
+              <w:rPr>
+                <w:b/>
+              </w:rPr>
+              <w:t>미결 사유</w:t>
+            </w:r>
+          </w:p>
+        </w:tc>
+        <w:tc>
+          <w:tcPr>
+            <w:tcW w:type="dxa" w:w="1440"/>
+          </w:tcPr>
+          <w:p>
+            <w:r>
+              <w:rPr>
+                <w:b/>
+              </w:rPr>
+              <w:t>추가 확인 및 검토 내용</w:t>
+            </w:r>
+          </w:p>
+        </w:tc>
+        <w:tc>
+          <w:tcPr>
+            <w:tcW w:type="dxa" w:w="1440"/>
+          </w:tcPr>
+          <w:p>
+            <w:r>
+              <w:rPr>
+                <w:b/>
+              </w:rPr>
+              <w:t>담당</w:t>
+            </w:r>
+          </w:p>
+        </w:tc>
+        <w:tc>
+          <w:tcPr>
+            <w:tcW w:type="dxa" w:w="1440"/>
+          </w:tcPr>
+          <w:p>
+            <w:r>
+              <w:rPr>
+                <w:b/>
+              </w:rPr>
+              <w:t>검토 기한</w:t>
+            </w:r>
+          </w:p>
+        </w:tc>
+        <w:tc>
+          <w:tcPr>
+            <w:tcW w:type="dxa" w:w="1440"/>
+          </w:tcPr>
+          <w:p>
+            <w:r>
+              <w:rPr>
+                <w:b/>
+              </w:rPr>
+              <w:t>재논의 예정일</w:t>
+            </w:r>
+          </w:p>
+        </w:tc>
+      </w:tr>
+      <w:tr>
+        <w:tc>
+          <w:tcPr>
+            <w:tcW w:type="dxa" w:w="1440"/>
+          </w:tcPr>
+          <w:p>
+            <w:r>
+              <w:rPr>
+                <w:b w:val="0"/>
+              </w:rPr>
+              <w:t>________</w:t>
+            </w:r>
+          </w:p>
+        </w:tc>
+        <w:tc>
+          <w:tcPr>
+            <w:tcW w:type="dxa" w:w="1440"/>
+          </w:tcPr>
+          <w:p>
+            <w:r>
+              <w:rPr>
+                <w:b w:val="0"/>
+              </w:rPr>
+              <w:t>________</w:t>
+            </w:r>
+          </w:p>
+        </w:tc>
+        <w:tc>
+          <w:tcPr>
+            <w:tcW w:type="dxa" w:w="1440"/>
+          </w:tcPr>
+          <w:p>
+            <w:r>
+              <w:rPr>
+                <w:b w:val="0"/>
+              </w:rPr>
+              <w:t>________</w:t>
+            </w:r>
+          </w:p>
+        </w:tc>
+        <w:tc>
+          <w:tcPr>
+            <w:tcW w:type="dxa" w:w="1440"/>
+          </w:tcPr>
+          <w:p>
+            <w:r>
+              <w:rPr>
+                <w:b w:val="0"/>
+              </w:rPr>
+              <w:t>________</w:t>
+            </w:r>
+          </w:p>
+        </w:tc>
+        <w:tc>
+          <w:tcPr>
+            <w:tcW w:type="dxa" w:w="1440"/>
+          </w:tcPr>
+          <w:p>
+            <w:r>
+              <w:rPr>
+                <w:b w:val="0"/>
+              </w:rPr>
+              <w:t>________</w:t>
+            </w:r>
+          </w:p>
+        </w:tc>
+        <w:tc>
+          <w:tcPr>
+            <w:tcW w:type="dxa" w:w="1440"/>
+          </w:tcPr>
+          <w:p>
+            <w:r>
+              <w:rPr>
+                <w:b w:val="0"/>
+              </w:rPr>
+              <w:t>________</w:t>
+            </w:r>
+          </w:p>
+        </w:tc>
+      </w:tr>
+      <w:tr>
+        <w:tc>
+          <w:tcPr>
+            <w:tcW w:type="dxa" w:w="1440"/>
+          </w:tcPr>
+          <w:p>
+            <w:r>
+              <w:rPr>
+                <w:b w:val="0"/>
+              </w:rPr>
+              <w:t>________</w:t>
+            </w:r>
+          </w:p>
+        </w:tc>
+        <w:tc>
+          <w:tcPr>
+            <w:tcW w:type="dxa" w:w="1440"/>
+          </w:tcPr>
+          <w:p>
+            <w:r>
+              <w:rPr>
+                <w:b w:val="0"/>
+              </w:rPr>
+              <w:t>________</w:t>
+            </w:r>
+          </w:p>
+        </w:tc>
+        <w:tc>
+          <w:tcPr>
+            <w:tcW w:type="dxa" w:w="1440"/>
+          </w:tcPr>
+          <w:p>
+            <w:r>
+              <w:rPr>
+                <w:b w:val="0"/>
+              </w:rPr>
+              <w:t>________</w:t>
+            </w:r>
+          </w:p>
+        </w:tc>
+        <w:tc>
+          <w:tcPr>
+            <w:tcW w:type="dxa" w:w="1440"/>
+          </w:tcPr>
+          <w:p>
+            <w:r>
+              <w:rPr>
+                <w:b w:val="0"/>
+              </w:rPr>
+              <w:t>________</w:t>
+            </w:r>
+          </w:p>
+        </w:tc>
+        <w:tc>
+          <w:tcPr>
+            <w:tcW w:type="dxa" w:w="1440"/>
+          </w:tcPr>
+          <w:p>
+            <w:r>
+              <w:rPr>
+                <w:b w:val="0"/>
+              </w:rPr>
+              <w:t>________</w:t>
+            </w:r>
+          </w:p>
+        </w:tc>
+        <w:tc>
+          <w:tcPr>
+            <w:tcW w:type="dxa" w:w="1440"/>
+          </w:tcPr>
+          <w:p>
+            <w:r>
+              <w:rPr>
+                <w:b w:val="0"/>
+              </w:rPr>
+              <w:t>________</w:t>
+            </w:r>
+          </w:p>
+        </w:tc>
+      </w:tr>
+    </w:tbl>
+    <w:p/>
+    <w:p>
+      <w:pPr>
+        <w:pStyle w:val="Heading2"/>
+      </w:pPr>
+      <w:r>
+        <w:rPr>
+          <w:b w:val="0"/>
+        </w:rPr>
+        <w:t>5. 다음 회의</w:t>
       </w:r>
     </w:p>
     <w:tbl>
@@ -1340,7 +3012,7 @@
               <w:rPr>
                 <w:b/>
               </w:rPr>
-              <w:t>항목</w:t>
+              <w:t>구분</w:t>
             </w:r>
           </w:p>
         </w:tc>
@@ -1381,7 +3053,7 @@
               <w:rPr>
                 <w:b w:val="0"/>
               </w:rPr>
-              <w:t>________년 ________월 ________일 ________시</w:t>
+              <w:t>________. ________. ________.(____) ________:________</w:t>
             </w:r>
           </w:p>
         </w:tc>
@@ -1424,7 +3096,7 @@
               <w:rPr>
                 <w:b w:val="0"/>
               </w:rPr>
-              <w:t>주요 안건</w:t>
+              <w:t>예정 안건</w:t>
             </w:r>
           </w:p>
         </w:tc>
@@ -1452,7 +3124,7 @@
               <w:rPr>
                 <w:b w:val="0"/>
               </w:rPr>
-              <w:t>미리 준비할 사항</w:t>
+              <w:t>사전 자료 준비</w:t>
             </w:r>
           </w:p>
         </w:tc>
@@ -1465,7 +3137,7 @@
               <w:rPr>
                 <w:b w:val="0"/>
               </w:rPr>
-              <w:t>________</w:t>
+              <w:t>자료: ________ / 담당: ________ / 기한: ________</w:t>
             </w:r>
           </w:p>
         </w:tc>
@@ -1480,7 +3152,7 @@
               <w:rPr>
                 <w:b w:val="0"/>
               </w:rPr>
-              <w:t>진행·기도·기록 담당</w:t>
+              <w:t>회의 안내</w:t>
             </w:r>
           </w:p>
         </w:tc>
@@ -1493,7 +3165,199 @@
               <w:rPr>
                 <w:b w:val="0"/>
               </w:rPr>
-              <w:t>진행 ________ / 기도 ________ / 기록 ________</w:t>
+              <w:t>담당: ________ / 안내 기한: ________</w:t>
+            </w:r>
+          </w:p>
+        </w:tc>
+      </w:tr>
+      <w:tr>
+        <w:tc>
+          <w:tcPr>
+            <w:tcW w:type="dxa" w:w="4320"/>
+          </w:tcPr>
+          <w:p>
+            <w:r>
+              <w:rPr>
+                <w:b w:val="0"/>
+              </w:rPr>
+              <w:t>시작 기도</w:t>
+            </w:r>
+          </w:p>
+        </w:tc>
+        <w:tc>
+          <w:tcPr>
+            <w:tcW w:type="dxa" w:w="4320"/>
+          </w:tcPr>
+          <w:p>
+            <w:r>
+              <w:rPr>
+                <w:b w:val="0"/>
+              </w:rPr>
+              <w:t>담당: ________ / 준비 기한: ________</w:t>
+            </w:r>
+          </w:p>
+        </w:tc>
+      </w:tr>
+      <w:tr>
+        <w:tc>
+          <w:tcPr>
+            <w:tcW w:type="dxa" w:w="4320"/>
+          </w:tcPr>
+          <w:p>
+            <w:r>
+              <w:rPr>
+                <w:b w:val="0"/>
+              </w:rPr>
+              <w:t>회의록 공유</w:t>
+            </w:r>
+          </w:p>
+        </w:tc>
+        <w:tc>
+          <w:tcPr>
+            <w:tcW w:type="dxa" w:w="4320"/>
+          </w:tcPr>
+          <w:p>
+            <w:r>
+              <w:rPr>
+                <w:b w:val="0"/>
+              </w:rPr>
+              <w:t>공유 대상·방법: ________ / 담당: ________ / 기한: ________</w:t>
+            </w:r>
+          </w:p>
+        </w:tc>
+      </w:tr>
+    </w:tbl>
+    <w:p/>
+    <w:tbl>
+      <w:tblPr>
+        <w:tblStyle w:val="TableGrid"/>
+        <w:tblW w:type="auto" w:w="0"/>
+        <w:tblLook w:firstColumn="1" w:firstRow="1" w:lastColumn="0" w:lastRow="0" w:noHBand="0" w:noVBand="1" w:val="04A0"/>
+      </w:tblPr>
+      <w:tblGrid>
+        <w:gridCol w:w="2880"/>
+        <w:gridCol w:w="2880"/>
+        <w:gridCol w:w="2880"/>
+      </w:tblGrid>
+      <w:tr>
+        <w:tc>
+          <w:tcPr>
+            <w:tcW w:type="dxa" w:w="2880"/>
+          </w:tcPr>
+          <w:p>
+            <w:r>
+              <w:rPr>
+                <w:b/>
+              </w:rPr>
+              <w:t>확인</w:t>
+            </w:r>
+          </w:p>
+        </w:tc>
+        <w:tc>
+          <w:tcPr>
+            <w:tcW w:type="dxa" w:w="2880"/>
+          </w:tcPr>
+          <w:p>
+            <w:r>
+              <w:rPr>
+                <w:b/>
+              </w:rPr>
+              <w:t>기록자</w:t>
+            </w:r>
+          </w:p>
+        </w:tc>
+        <w:tc>
+          <w:tcPr>
+            <w:tcW w:type="dxa" w:w="2880"/>
+          </w:tcPr>
+          <w:p>
+            <w:r>
+              <w:rPr>
+                <w:b/>
+              </w:rPr>
+              <w:t>주재자</w:t>
+            </w:r>
+          </w:p>
+        </w:tc>
+      </w:tr>
+      <w:tr>
+        <w:tc>
+          <w:tcPr>
+            <w:tcW w:type="dxa" w:w="2880"/>
+          </w:tcPr>
+          <w:p>
+            <w:r>
+              <w:rPr>
+                <w:b w:val="0"/>
+              </w:rPr>
+              <w:t>성명 및 서명</w:t>
+            </w:r>
+          </w:p>
+        </w:tc>
+        <w:tc>
+          <w:tcPr>
+            <w:tcW w:type="dxa" w:w="2880"/>
+          </w:tcPr>
+          <w:p>
+            <w:r>
+              <w:rPr>
+                <w:b w:val="0"/>
+              </w:rPr>
+              <w:t>________ (서명)</w:t>
+            </w:r>
+          </w:p>
+        </w:tc>
+        <w:tc>
+          <w:tcPr>
+            <w:tcW w:type="dxa" w:w="2880"/>
+          </w:tcPr>
+          <w:p>
+            <w:r>
+              <w:rPr>
+                <w:b w:val="0"/>
+              </w:rPr>
+              <w:t>________ (서명)</w:t>
+            </w:r>
+          </w:p>
+        </w:tc>
+      </w:tr>
+      <w:tr>
+        <w:tc>
+          <w:tcPr>
+            <w:tcW w:type="dxa" w:w="2880"/>
+          </w:tcPr>
+          <w:p>
+            <w:r>
+              <w:rPr>
+                <w:b w:val="0"/>
+              </w:rPr>
+              <w:t>확인일</w:t>
+            </w:r>
+          </w:p>
+        </w:tc>
+        <w:tc>
+          <w:tcPr>
+            <w:tcW w:type="dxa" w:w="2880"/>
+          </w:tcPr>
+          <w:p>
+            <w:r>
+              <w:rPr>
+                <w:b w:val="0"/>
+              </w:rPr>
+              <w:t>________</w:t>
+            </w:r>
+          </w:p>
+        </w:tc>
+        <w:tc>
+          <w:tcPr>
+            <w:tcW w:type="dxa" w:w="2880"/>
+          </w:tcPr>
+          <w:p>
+            <w:r>
+              <w:rPr>
+                <w:b w:val="0"/>
+              </w:rPr>
+              <w:t>________</w:t>
             </w:r>
           </w:p>
         </w:tc>
